--- a/docs/Workshop/_conference_financial_management.docx
+++ b/docs/Workshop/_conference_financial_management.docx
@@ -5,37 +5,50 @@
     <w:p>
       <w:pPr>
         <w:spacing w:line="276" w:lineRule="auto"/>
-        <w:jc w:val="both"/>
+        <w:jc w:val="center"/>
         <w:rPr>
           <w:rFonts w:ascii="Cambria" w:hAnsi="Cambria"/>
           <w:noProof/>
+          <w:sz w:val="40"/>
         </w:rPr>
       </w:pPr>
       <w:r>
         <w:rPr>
           <w:rFonts w:ascii="Cambria" w:hAnsi="Cambria"/>
+          <w:b/>
           <w:noProof/>
+          <w:color w:val="FF0000"/>
+          <w:sz w:val="40"/>
         </w:rPr>
-        <w:t>Seminar: Fi</w:t>
+        <w:t>Fi</w:t>
       </w:r>
       <w:r>
         <w:rPr>
           <w:rFonts w:ascii="Cambria" w:hAnsi="Cambria"/>
+          <w:b/>
           <w:noProof/>
+          <w:color w:val="FF0000"/>
+          <w:sz w:val="40"/>
         </w:rPr>
         <w:t>na</w:t>
       </w:r>
       <w:r>
         <w:rPr>
           <w:rFonts w:ascii="Cambria" w:hAnsi="Cambria"/>
+          <w:b/>
           <w:noProof/>
+          <w:color w:val="FF0000"/>
+          <w:sz w:val="40"/>
         </w:rPr>
         <w:t>n</w:t>
       </w:r>
       <w:r>
         <w:rPr>
           <w:rFonts w:ascii="Cambria" w:hAnsi="Cambria"/>
+          <w:b/>
           <w:noProof/>
+          <w:color w:val="FF0000"/>
+          <w:sz w:val="40"/>
         </w:rPr>
         <w:t>cial Management</w:t>
       </w:r>
@@ -184,6 +197,28 @@
     </w:p>
     <w:p>
       <w:pPr>
+        <w:pStyle w:val="ListParagraph"/>
+        <w:numPr>
+          <w:ilvl w:val="0"/>
+          <w:numId w:val="3"/>
+        </w:numPr>
+        <w:spacing w:line="276" w:lineRule="auto"/>
+        <w:jc w:val="both"/>
+        <w:rPr>
+          <w:rFonts w:ascii="Cambria" w:hAnsi="Cambria"/>
+          <w:noProof/>
+        </w:rPr>
+      </w:pPr>
+      <w:r>
+        <w:rPr>
+          <w:rFonts w:ascii="Cambria" w:hAnsi="Cambria"/>
+          <w:noProof/>
+        </w:rPr>
+        <w:t>To use it in right way</w:t>
+      </w:r>
+    </w:p>
+    <w:p>
+      <w:pPr>
         <w:spacing w:line="276" w:lineRule="auto"/>
         <w:jc w:val="both"/>
         <w:rPr>
@@ -192,6 +227,31 @@
           <w:lang w:val="vi-VN"/>
         </w:rPr>
       </w:pPr>
+    </w:p>
+    <w:p>
+      <w:pPr>
+        <w:spacing w:line="276" w:lineRule="auto"/>
+        <w:jc w:val="both"/>
+        <w:rPr>
+          <w:rFonts w:ascii="Cambria" w:hAnsi="Cambria"/>
+          <w:noProof/>
+        </w:rPr>
+      </w:pPr>
+      <w:r>
+        <w:rPr>
+          <w:rFonts w:ascii="Cambria" w:hAnsi="Cambria"/>
+          <w:b/>
+          <w:noProof/>
+        </w:rPr>
+        <w:t>Sharing</w:t>
+      </w:r>
+      <w:r>
+        <w:rPr>
+          <w:rFonts w:ascii="Cambria" w:hAnsi="Cambria"/>
+          <w:noProof/>
+        </w:rPr>
+        <w:t>:</w:t>
+      </w:r>
     </w:p>
     <w:tbl>
       <w:tblPr>
@@ -1188,7 +1248,6 @@
                 <w:noProof/>
                 <w:lang w:val="vi-VN"/>
               </w:rPr>
-              <w:lastRenderedPageBreak/>
               <w:t>Ví dụ:</w:t>
             </w:r>
           </w:p>
@@ -1977,6 +2036,7 @@
                 <w:noProof/>
                 <w:lang w:val="vi-VN"/>
               </w:rPr>
+              <w:lastRenderedPageBreak/>
               <w:t>Đức Chúa Trời là Chủ của mọi thứ! – đồng ý không ạ? Triều cũng đồng ý! Chúa là chủ, Ngài tể trị và có quyền trên mọi thứ</w:t>
             </w:r>
           </w:p>
@@ -2052,7 +2112,6 @@
                 <w:noProof/>
                 <w:lang w:val="vi-VN"/>
               </w:rPr>
-              <w:lastRenderedPageBreak/>
               <w:t>Mọi người đồng ý không?</w:t>
             </w:r>
           </w:p>
@@ -2145,7 +2204,24 @@
                 <w:noProof/>
                 <w:lang w:val="vi-VN"/>
               </w:rPr>
-              <w:t>ài sản mình có thì tôi là ai đối với tài sản.</w:t>
+              <w:t xml:space="preserve">ài sản mình có thì </w:t>
+            </w:r>
+            <w:r>
+              <w:rPr>
+                <w:rFonts w:ascii="Cambria" w:hAnsi="Cambria"/>
+                <w:noProof/>
+                <w:color w:val="FF0000"/>
+                <w:lang w:val="vi-VN"/>
+              </w:rPr>
+              <w:t>tôi là ai đối với tài sản</w:t>
+            </w:r>
+            <w:r>
+              <w:rPr>
+                <w:rFonts w:ascii="Cambria" w:hAnsi="Cambria"/>
+                <w:noProof/>
+                <w:lang w:val="vi-VN"/>
+              </w:rPr>
+              <w:t>.</w:t>
             </w:r>
           </w:p>
           <w:p>
@@ -2297,31 +2373,154 @@
                 <w:noProof/>
                 <w:lang w:val="vi-VN"/>
               </w:rPr>
-              <w:t>N</w:t>
-            </w:r>
-            <w:r>
-              <w:rPr>
-                <w:rFonts w:ascii="Cambria" w:hAnsi="Cambria"/>
-                <w:noProof/>
-                <w:lang w:val="vi-VN"/>
-              </w:rPr>
-              <w:t xml:space="preserve">ên câu hỏi Triều thường đặt ra không phải chúng ta là ai khi nhận lãnh được </w:t>
-            </w:r>
-            <w:r>
-              <w:rPr>
-                <w:rFonts w:ascii="Cambria" w:hAnsi="Cambria"/>
-                <w:noProof/>
-                <w:lang w:val="vi-VN"/>
-              </w:rPr>
-              <w:t xml:space="preserve">sự cho cấp </w:t>
-            </w:r>
-            <w:r>
-              <w:rPr>
-                <w:rFonts w:ascii="Cambria" w:hAnsi="Cambria"/>
-                <w:noProof/>
-                <w:lang w:val="vi-VN"/>
-              </w:rPr>
-              <w:t>từ Ngài mà là:</w:t>
+              <w:t xml:space="preserve"> </w:t>
+            </w:r>
+          </w:p>
+          <w:p>
+            <w:pPr>
+              <w:spacing w:line="276" w:lineRule="auto"/>
+              <w:jc w:val="both"/>
+              <w:rPr>
+                <w:rFonts w:ascii="Cambria" w:hAnsi="Cambria"/>
+                <w:noProof/>
+                <w:lang w:val="vi-VN"/>
+              </w:rPr>
+            </w:pPr>
+            <w:r>
+              <w:rPr>
+                <w:rFonts w:ascii="Cambria" w:hAnsi="Cambria"/>
+                <w:noProof/>
+                <w:lang w:val="vi-VN"/>
+              </w:rPr>
+              <w:t>Đây là hướng đi mà mọi người sẽ thấy rất khác so với nhiều quyển sách ghi về vấn đề</w:t>
+            </w:r>
+            <w:r>
+              <w:rPr>
+                <w:rFonts w:ascii="Cambria" w:hAnsi="Cambria"/>
+                <w:noProof/>
+                <w:lang w:val="vi-VN"/>
+              </w:rPr>
+              <w:t xml:space="preserve"> tài chính – thậ</w:t>
+            </w:r>
+            <w:r>
+              <w:rPr>
+                <w:rFonts w:ascii="Cambria" w:hAnsi="Cambria"/>
+                <w:noProof/>
+                <w:lang w:val="vi-VN"/>
+              </w:rPr>
+              <w:t>m chí có thể suy nghĩ của Triều sẽ ở đâu đó không phù hợp với quan điểm Kinh Thánh của các bạn thì các bạn có thể dừng Triều lạ</w:t>
+            </w:r>
+            <w:r>
+              <w:rPr>
+                <w:rFonts w:ascii="Cambria" w:hAnsi="Cambria"/>
+                <w:noProof/>
+                <w:lang w:val="vi-VN"/>
+              </w:rPr>
+              <w:t>i và Triều cũng muốn được nghe về quan điểm của các bạn.</w:t>
+            </w:r>
+          </w:p>
+          <w:p>
+            <w:pPr>
+              <w:spacing w:line="276" w:lineRule="auto"/>
+              <w:jc w:val="both"/>
+              <w:rPr>
+                <w:rFonts w:ascii="Cambria" w:hAnsi="Cambria"/>
+                <w:noProof/>
+                <w:lang w:val="vi-VN"/>
+              </w:rPr>
+            </w:pPr>
+          </w:p>
+          <w:p>
+            <w:pPr>
+              <w:spacing w:line="276" w:lineRule="auto"/>
+              <w:jc w:val="both"/>
+              <w:rPr>
+                <w:rFonts w:ascii="Cambria" w:hAnsi="Cambria"/>
+                <w:noProof/>
+                <w:lang w:val="vi-VN"/>
+              </w:rPr>
+            </w:pPr>
+            <w:r>
+              <w:rPr>
+                <w:rFonts w:ascii="Cambria" w:hAnsi="Cambria"/>
+                <w:noProof/>
+                <w:lang w:val="vi-VN"/>
+              </w:rPr>
+              <w:t xml:space="preserve">Và bởi  vì </w:t>
+            </w:r>
+            <w:r>
+              <w:rPr>
+                <w:rFonts w:ascii="Cambria" w:hAnsi="Cambria"/>
+                <w:noProof/>
+                <w:lang w:val="vi-VN"/>
+              </w:rPr>
+              <w:t xml:space="preserve"> Triều chưa từng để tâm tới việc mình sẽ trở thành quản gia của tài sản mà Chúa ban cho mình, nhưng Triều muốn biết nhiều hơn về việc </w:t>
+            </w:r>
+            <w:r>
+              <w:rPr>
+                <w:rFonts w:ascii="Cambria" w:hAnsi="Cambria"/>
+                <w:noProof/>
+                <w:color w:val="FF0000"/>
+                <w:lang w:val="vi-VN"/>
+              </w:rPr>
+              <w:t>Ngài muốn bày tỏ điều gì</w:t>
+            </w:r>
+            <w:r>
+              <w:rPr>
+                <w:rFonts w:ascii="Cambria" w:hAnsi="Cambria"/>
+                <w:noProof/>
+                <w:lang w:val="vi-VN"/>
+              </w:rPr>
+              <w:t xml:space="preserve"> và </w:t>
+            </w:r>
+            <w:r>
+              <w:rPr>
+                <w:rFonts w:ascii="Cambria" w:hAnsi="Cambria"/>
+                <w:noProof/>
+                <w:color w:val="FF0000"/>
+                <w:lang w:val="vi-VN"/>
+              </w:rPr>
+              <w:t>Chúa muốn Triều sử dụng như thế nào</w:t>
+            </w:r>
+            <w:r>
+              <w:rPr>
+                <w:rFonts w:ascii="Cambria" w:hAnsi="Cambria"/>
+                <w:noProof/>
+                <w:lang w:val="vi-VN"/>
+              </w:rPr>
+              <w:t>.</w:t>
+            </w:r>
+          </w:p>
+          <w:p>
+            <w:pPr>
+              <w:spacing w:line="276" w:lineRule="auto"/>
+              <w:jc w:val="both"/>
+              <w:rPr>
+                <w:rFonts w:ascii="Cambria" w:hAnsi="Cambria"/>
+                <w:noProof/>
+                <w:lang w:val="vi-VN"/>
+              </w:rPr>
+            </w:pPr>
+            <w:bookmarkStart w:id="0" w:name="_GoBack"/>
+            <w:bookmarkEnd w:id="0"/>
+          </w:p>
+          <w:p>
+            <w:pPr>
+              <w:spacing w:line="276" w:lineRule="auto"/>
+              <w:jc w:val="both"/>
+              <w:rPr>
+                <w:rFonts w:ascii="Cambria" w:hAnsi="Cambria"/>
+                <w:noProof/>
+                <w:lang w:val="vi-VN"/>
+              </w:rPr>
+            </w:pPr>
+            <w:r>
+              <w:rPr>
+                <w:rFonts w:ascii="Cambria" w:hAnsi="Cambria"/>
+                <w:noProof/>
+                <w:lang w:val="vi-VN"/>
+              </w:rPr>
+              <w:t>Nên câu hỏi Triều thường đặt ra không phải chúng ta là ai khi nhận lãnh được sự cho cấp từ Ngài mà là:</w:t>
             </w:r>
           </w:p>
           <w:p>
@@ -2345,31 +2544,7 @@
                 <w:noProof/>
                 <w:lang w:val="vi-VN"/>
               </w:rPr>
-              <w:t xml:space="preserve">Việc Ngài </w:t>
-            </w:r>
-            <w:r>
-              <w:rPr>
-                <w:rFonts w:ascii="Cambria" w:hAnsi="Cambria"/>
-                <w:noProof/>
-                <w:lang w:val="vi-VN"/>
-              </w:rPr>
-              <w:t>ban cho, chu cấp cho c</w:t>
-            </w:r>
-            <w:r>
-              <w:rPr>
-                <w:rFonts w:ascii="Cambria" w:hAnsi="Cambria"/>
-                <w:noProof/>
-                <w:lang w:val="vi-VN"/>
-              </w:rPr>
-              <w:t xml:space="preserve">on về mặt tài chính </w:t>
-            </w:r>
-            <w:r>
-              <w:rPr>
-                <w:rFonts w:ascii="Cambria" w:hAnsi="Cambria"/>
-                <w:noProof/>
-                <w:lang w:val="vi-VN"/>
-              </w:rPr>
-              <w:t>nhằm bày tỏ điều gì?</w:t>
+              <w:t>Việc Ngài ban cho, chu cấp cho con về mặt tài chính nhằm bày tỏ điều gì?</w:t>
             </w:r>
           </w:p>
           <w:p>
@@ -2393,88 +2568,7 @@
                 <w:noProof/>
                 <w:lang w:val="vi-VN"/>
               </w:rPr>
-              <w:t xml:space="preserve">Ngài </w:t>
-            </w:r>
-            <w:r>
-              <w:rPr>
-                <w:rFonts w:ascii="Cambria" w:hAnsi="Cambria"/>
-                <w:noProof/>
-                <w:lang w:val="vi-VN"/>
-              </w:rPr>
-              <w:t xml:space="preserve">muốn </w:t>
-            </w:r>
-            <w:r>
-              <w:rPr>
-                <w:rFonts w:ascii="Cambria" w:hAnsi="Cambria"/>
-                <w:noProof/>
-                <w:lang w:val="vi-VN"/>
-              </w:rPr>
-              <w:t>con</w:t>
-            </w:r>
-            <w:r>
-              <w:rPr>
-                <w:rFonts w:ascii="Cambria" w:hAnsi="Cambria"/>
-                <w:noProof/>
-                <w:lang w:val="vi-VN"/>
-              </w:rPr>
-              <w:t xml:space="preserve"> sử dụng nó như thế nào?</w:t>
-            </w:r>
-          </w:p>
-          <w:p>
-            <w:pPr>
-              <w:spacing w:line="276" w:lineRule="auto"/>
-              <w:jc w:val="both"/>
-              <w:rPr>
-                <w:rFonts w:ascii="Cambria" w:hAnsi="Cambria"/>
-                <w:noProof/>
-                <w:lang w:val="vi-VN"/>
-              </w:rPr>
-            </w:pPr>
-            <w:r>
-              <w:rPr>
-                <w:rFonts w:ascii="Cambria" w:hAnsi="Cambria"/>
-                <w:noProof/>
-                <w:lang w:val="vi-VN"/>
-              </w:rPr>
-              <w:t xml:space="preserve"> </w:t>
-            </w:r>
-          </w:p>
-          <w:p>
-            <w:pPr>
-              <w:spacing w:line="276" w:lineRule="auto"/>
-              <w:jc w:val="both"/>
-              <w:rPr>
-                <w:rFonts w:ascii="Cambria" w:hAnsi="Cambria"/>
-                <w:noProof/>
-                <w:lang w:val="vi-VN"/>
-              </w:rPr>
-            </w:pPr>
-            <w:r>
-              <w:rPr>
-                <w:rFonts w:ascii="Cambria" w:hAnsi="Cambria"/>
-                <w:noProof/>
-                <w:lang w:val="vi-VN"/>
-              </w:rPr>
-              <w:t>Đây là hướng đi mà mọi người sẽ thấy rất khác so với nhiều quyển sách ghi về vấn đề tài chính.</w:t>
-            </w:r>
-          </w:p>
-          <w:p>
-            <w:pPr>
-              <w:spacing w:line="276" w:lineRule="auto"/>
-              <w:jc w:val="both"/>
-              <w:rPr>
-                <w:rFonts w:ascii="Cambria" w:hAnsi="Cambria"/>
-                <w:noProof/>
-                <w:lang w:val="vi-VN"/>
-              </w:rPr>
-            </w:pPr>
-            <w:r>
-              <w:rPr>
-                <w:rFonts w:ascii="Cambria" w:hAnsi="Cambria"/>
-                <w:noProof/>
-                <w:lang w:val="vi-VN"/>
-              </w:rPr>
-              <w:t>Cho nên, Triều chưa từng để tâm tới việc mình sẽ trở thành quản gia của tài sản mà Chúa ban cho mình, nhưng Triều muốn biết nhiều hơn về việc Đức Chúa Trời ban cho Triều những điều đó để làm gì hay Ngài muốn bày tỏ điều gì và Chúa muốn Triều sử dụng như thế nào.</w:t>
+              <w:t>Ngài muốn con sử dụng nó như thế nào?</w:t>
             </w:r>
           </w:p>
           <w:p>
@@ -2944,6 +3038,7 @@
                       <w:noProof/>
                       <w:lang w:val="vi-VN"/>
                     </w:rPr>
+                    <w:lastRenderedPageBreak/>
                     <w:t>Trong giai đoạn này đã có nhiều vương quốc khác nhau nổi lên và được cai trị bởi những vị vua khác nhau, và họ đều là chư hầu của vua Kết-rô-Lao-me – vua Ê-lam trong vòng 12 năm.</w:t>
                   </w:r>
                 </w:p>
@@ -3131,7 +3226,6 @@
                       <w:noProof/>
                       <w:lang w:val="vi-VN"/>
                     </w:rPr>
-                    <w:lastRenderedPageBreak/>
                     <w:t>Bê-ra: vua Sô-đôm</w:t>
                   </w:r>
                 </w:p>
@@ -3735,6 +3829,7 @@
                       <w:noProof/>
                       <w:lang w:val="vi-VN"/>
                     </w:rPr>
+                    <w:lastRenderedPageBreak/>
                     <w:t xml:space="preserve">Khi đọc kĩ lại Kinh Thánh chúng ta sẽ thấy điều thú vị là: Đức Chúa Trời đưa những con vật đó đến với ông – nhiệm vụ của ông là chuẩn bị chỗ ở cho những con đó, </w:t>
                   </w:r>
                 </w:p>
@@ -3877,7 +3972,6 @@
                             <w:color w:val="00B050"/>
                             <w:lang w:val="vi-VN"/>
                           </w:rPr>
-                          <w:lastRenderedPageBreak/>
                           <w:t>Cho nên, khi nhắc đến việc “Đức Chúa Trời dựng nên trời và đất” – nghĩa là đang khẳng định quyền tể trị của Ngài</w:t>
                         </w:r>
                         <w:r>
@@ -4612,6 +4706,7 @@
                             <w:color w:val="00B050"/>
                             <w:lang w:val="vi-VN"/>
                           </w:rPr>
+                          <w:lastRenderedPageBreak/>
                           <w:t>Nguyên tắc của cải (nhìn nhận):</w:t>
                         </w:r>
                       </w:p>
@@ -5188,6 +5283,7 @@
                     <w:rPr>
                       <w:rFonts w:ascii="Cambria" w:hAnsi="Cambria"/>
                       <w:noProof/>
+                      <w:lang w:val="vi-VN"/>
                     </w:rPr>
                   </w:pPr>
                 </w:p>
@@ -6513,7 +6609,15 @@
                 <w:noProof/>
                 <w:lang w:val="x-none"/>
               </w:rPr>
-              <w:t>Đ</w:t>
+              <w:t>Đức Chúa Trời bày tỏ tình yêu</w:t>
+            </w:r>
+            <w:r>
+              <w:rPr>
+                <w:rFonts w:ascii="Cambria" w:hAnsi="Cambria"/>
+                <w:noProof/>
+                <w:lang w:val="vi-VN"/>
+              </w:rPr>
+              <w:t xml:space="preserve"> và sự quan tâm</w:t>
             </w:r>
             <w:r>
               <w:rPr>
@@ -6521,298 +6625,26 @@
                 <w:noProof/>
                 <w:lang w:val="x-none"/>
               </w:rPr>
-              <w:t>ứ</w:t>
-            </w:r>
-            <w:r>
+              <w:t xml:space="preserve"> của Ngài dành cho chính trình qua sự chu cấp</w:t>
+            </w:r>
+          </w:p>
+          <w:p>
+            <w:pPr>
+              <w:spacing w:line="276" w:lineRule="auto"/>
+              <w:jc w:val="both"/>
               <w:rPr>
                 <w:rFonts w:ascii="Cambria" w:hAnsi="Cambria"/>
                 <w:noProof/>
                 <w:lang w:val="x-none"/>
               </w:rPr>
-              <w:t>c Chúa Tr</w:t>
-            </w:r>
+            </w:pPr>
             <w:r>
               <w:rPr>
                 <w:rFonts w:ascii="Cambria" w:hAnsi="Cambria"/>
                 <w:noProof/>
                 <w:lang w:val="x-none"/>
               </w:rPr>
-              <w:t>ờ</w:t>
-            </w:r>
-            <w:r>
-              <w:rPr>
-                <w:rFonts w:ascii="Cambria" w:hAnsi="Cambria"/>
-                <w:noProof/>
-                <w:lang w:val="x-none"/>
-              </w:rPr>
-              <w:t>i bày t</w:t>
-            </w:r>
-            <w:r>
-              <w:rPr>
-                <w:rFonts w:ascii="Cambria" w:hAnsi="Cambria"/>
-                <w:noProof/>
-                <w:lang w:val="x-none"/>
-              </w:rPr>
-              <w:t>ỏ</w:t>
-            </w:r>
-            <w:r>
-              <w:rPr>
-                <w:rFonts w:ascii="Cambria" w:hAnsi="Cambria"/>
-                <w:noProof/>
-                <w:lang w:val="x-none"/>
-              </w:rPr>
-              <w:t xml:space="preserve"> tình yêu</w:t>
-            </w:r>
-            <w:r>
-              <w:rPr>
-                <w:rFonts w:ascii="Cambria" w:hAnsi="Cambria"/>
-                <w:noProof/>
-                <w:lang w:val="vi-VN"/>
-              </w:rPr>
-              <w:t xml:space="preserve"> và sự quan tâm</w:t>
-            </w:r>
-            <w:r>
-              <w:rPr>
-                <w:rFonts w:ascii="Cambria" w:hAnsi="Cambria"/>
-                <w:noProof/>
-                <w:lang w:val="x-none"/>
-              </w:rPr>
-              <w:t xml:space="preserve"> c</w:t>
-            </w:r>
-            <w:r>
-              <w:rPr>
-                <w:rFonts w:ascii="Cambria" w:hAnsi="Cambria"/>
-                <w:noProof/>
-                <w:lang w:val="x-none"/>
-              </w:rPr>
-              <w:t>ủ</w:t>
-            </w:r>
-            <w:r>
-              <w:rPr>
-                <w:rFonts w:ascii="Cambria" w:hAnsi="Cambria"/>
-                <w:noProof/>
-                <w:lang w:val="x-none"/>
-              </w:rPr>
-              <w:t>a Ngài dành cho chính trình qua s</w:t>
-            </w:r>
-            <w:r>
-              <w:rPr>
-                <w:rFonts w:ascii="Cambria" w:hAnsi="Cambria"/>
-                <w:noProof/>
-                <w:lang w:val="x-none"/>
-              </w:rPr>
-              <w:t>ự</w:t>
-            </w:r>
-            <w:r>
-              <w:rPr>
-                <w:rFonts w:ascii="Cambria" w:hAnsi="Cambria"/>
-                <w:noProof/>
-                <w:lang w:val="x-none"/>
-              </w:rPr>
-              <w:t xml:space="preserve"> chu c</w:t>
-            </w:r>
-            <w:r>
-              <w:rPr>
-                <w:rFonts w:ascii="Cambria" w:hAnsi="Cambria"/>
-                <w:noProof/>
-                <w:lang w:val="x-none"/>
-              </w:rPr>
-              <w:t>ấ</w:t>
-            </w:r>
-            <w:r>
-              <w:rPr>
-                <w:rFonts w:ascii="Cambria" w:hAnsi="Cambria"/>
-                <w:noProof/>
-                <w:lang w:val="x-none"/>
-              </w:rPr>
-              <w:t>p</w:t>
-            </w:r>
-          </w:p>
-          <w:p>
-            <w:pPr>
-              <w:spacing w:line="276" w:lineRule="auto"/>
-              <w:jc w:val="both"/>
-              <w:rPr>
-                <w:rFonts w:ascii="Cambria" w:hAnsi="Cambria"/>
-                <w:noProof/>
-                <w:lang w:val="x-none"/>
-              </w:rPr>
-            </w:pPr>
-            <w:r>
-              <w:rPr>
-                <w:rFonts w:ascii="Cambria" w:hAnsi="Cambria"/>
-                <w:noProof/>
-                <w:lang w:val="x-none"/>
-              </w:rPr>
-              <w:t>T</w:t>
-            </w:r>
-            <w:r>
-              <w:rPr>
-                <w:rFonts w:ascii="Cambria" w:hAnsi="Cambria"/>
-                <w:noProof/>
-                <w:lang w:val="x-none"/>
-              </w:rPr>
-              <w:t>ạ</w:t>
-            </w:r>
-            <w:r>
-              <w:rPr>
-                <w:rFonts w:ascii="Cambria" w:hAnsi="Cambria"/>
-                <w:noProof/>
-                <w:lang w:val="x-none"/>
-              </w:rPr>
-              <w:t>i sao? Vì m</w:t>
-            </w:r>
-            <w:r>
-              <w:rPr>
-                <w:rFonts w:ascii="Cambria" w:hAnsi="Cambria"/>
-                <w:noProof/>
-                <w:lang w:val="x-none"/>
-              </w:rPr>
-              <w:t>ộ</w:t>
-            </w:r>
-            <w:r>
-              <w:rPr>
-                <w:rFonts w:ascii="Cambria" w:hAnsi="Cambria"/>
-                <w:noProof/>
-                <w:lang w:val="x-none"/>
-              </w:rPr>
-              <w:t>t trong nh</w:t>
-            </w:r>
-            <w:r>
-              <w:rPr>
-                <w:rFonts w:ascii="Cambria" w:hAnsi="Cambria"/>
-                <w:noProof/>
-                <w:lang w:val="x-none"/>
-              </w:rPr>
-              <w:t>ữ</w:t>
-            </w:r>
-            <w:r>
-              <w:rPr>
-                <w:rFonts w:ascii="Cambria" w:hAnsi="Cambria"/>
-                <w:noProof/>
-                <w:lang w:val="x-none"/>
-              </w:rPr>
-              <w:t>ng lí do mà lúc trư</w:t>
-            </w:r>
-            <w:r>
-              <w:rPr>
-                <w:rFonts w:ascii="Cambria" w:hAnsi="Cambria"/>
-                <w:noProof/>
-                <w:lang w:val="x-none"/>
-              </w:rPr>
-              <w:t>ớ</w:t>
-            </w:r>
-            <w:r>
-              <w:rPr>
-                <w:rFonts w:ascii="Cambria" w:hAnsi="Cambria"/>
-                <w:noProof/>
-                <w:lang w:val="x-none"/>
-              </w:rPr>
-              <w:t>c Tri</w:t>
-            </w:r>
-            <w:r>
-              <w:rPr>
-                <w:rFonts w:ascii="Cambria" w:hAnsi="Cambria"/>
-                <w:noProof/>
-                <w:lang w:val="x-none"/>
-              </w:rPr>
-              <w:t>ề</w:t>
-            </w:r>
-            <w:r>
-              <w:rPr>
-                <w:rFonts w:ascii="Cambria" w:hAnsi="Cambria"/>
-                <w:noProof/>
-                <w:lang w:val="x-none"/>
-              </w:rPr>
-              <w:t>u không dâng hi</w:t>
-            </w:r>
-            <w:r>
-              <w:rPr>
-                <w:rFonts w:ascii="Cambria" w:hAnsi="Cambria"/>
-                <w:noProof/>
-                <w:lang w:val="x-none"/>
-              </w:rPr>
-              <w:t>ế</w:t>
-            </w:r>
-            <w:r>
-              <w:rPr>
-                <w:rFonts w:ascii="Cambria" w:hAnsi="Cambria"/>
-                <w:noProof/>
-                <w:lang w:val="x-none"/>
-              </w:rPr>
-              <w:t>n là do s</w:t>
-            </w:r>
-            <w:r>
-              <w:rPr>
-                <w:rFonts w:ascii="Cambria" w:hAnsi="Cambria"/>
-                <w:noProof/>
-                <w:lang w:val="x-none"/>
-              </w:rPr>
-              <w:t>ợ</w:t>
-            </w:r>
-            <w:r>
-              <w:rPr>
-                <w:rFonts w:ascii="Cambria" w:hAnsi="Cambria"/>
-                <w:noProof/>
-                <w:lang w:val="x-none"/>
-              </w:rPr>
-              <w:t xml:space="preserve"> thi</w:t>
-            </w:r>
-            <w:r>
-              <w:rPr>
-                <w:rFonts w:ascii="Cambria" w:hAnsi="Cambria"/>
-                <w:noProof/>
-                <w:lang w:val="x-none"/>
-              </w:rPr>
-              <w:t>ế</w:t>
-            </w:r>
-            <w:r>
-              <w:rPr>
-                <w:rFonts w:ascii="Cambria" w:hAnsi="Cambria"/>
-                <w:noProof/>
-                <w:lang w:val="x-none"/>
-              </w:rPr>
-              <w:t>u ti</w:t>
-            </w:r>
-            <w:r>
-              <w:rPr>
-                <w:rFonts w:ascii="Cambria" w:hAnsi="Cambria"/>
-                <w:noProof/>
-                <w:lang w:val="x-none"/>
-              </w:rPr>
-              <w:t>ề</w:t>
-            </w:r>
-            <w:r>
-              <w:rPr>
-                <w:rFonts w:ascii="Cambria" w:hAnsi="Cambria"/>
-                <w:noProof/>
-                <w:lang w:val="x-none"/>
-              </w:rPr>
-              <w:t xml:space="preserve">n ăn – </w:t>
-            </w:r>
-            <w:r>
-              <w:rPr>
-                <w:rFonts w:ascii="Cambria" w:hAnsi="Cambria"/>
-                <w:noProof/>
-                <w:lang w:val="x-none"/>
-              </w:rPr>
-              <w:t>vì ti</w:t>
-            </w:r>
-            <w:r>
-              <w:rPr>
-                <w:rFonts w:ascii="Cambria" w:hAnsi="Cambria"/>
-                <w:noProof/>
-                <w:lang w:val="x-none"/>
-              </w:rPr>
-              <w:t>ề</w:t>
-            </w:r>
-            <w:r>
-              <w:rPr>
-                <w:rFonts w:ascii="Cambria" w:hAnsi="Cambria"/>
-                <w:noProof/>
-                <w:lang w:val="x-none"/>
-              </w:rPr>
-              <w:t xml:space="preserve">n mình quá ít! </w:t>
+              <w:t xml:space="preserve">Tại sao? Vì một trong những lí do mà lúc trước Triều không dâng hiến là do sợ thiếu tiền ăn – vì tiền mình quá ít! </w:t>
             </w:r>
           </w:p>
           <w:p>
@@ -6884,6 +6716,7 @@
                 <w:noProof/>
                 <w:lang w:val="x-none"/>
               </w:rPr>
+              <w:lastRenderedPageBreak/>
               <w:t xml:space="preserve">vì chúng ta không tin Ngài là Chủ trên tài sản và Ngài có quyền chu cấp cho chúng ta cách dư dật </w:t>
             </w:r>
           </w:p>
@@ -6960,71 +6793,7 @@
                 <w:noProof/>
                 <w:lang w:val="x-none"/>
               </w:rPr>
-              <w:t>Ngài yêu chúng ta và Ngài quan tâm đ</w:t>
-            </w:r>
-            <w:r>
-              <w:rPr>
-                <w:rFonts w:ascii="Cambria" w:hAnsi="Cambria"/>
-                <w:noProof/>
-                <w:lang w:val="x-none"/>
-              </w:rPr>
-              <w:t>ế</w:t>
-            </w:r>
-            <w:r>
-              <w:rPr>
-                <w:rFonts w:ascii="Cambria" w:hAnsi="Cambria"/>
-                <w:noProof/>
-                <w:lang w:val="x-none"/>
-              </w:rPr>
-              <w:t>n đ</w:t>
-            </w:r>
-            <w:r>
-              <w:rPr>
-                <w:rFonts w:ascii="Cambria" w:hAnsi="Cambria"/>
-                <w:noProof/>
-                <w:lang w:val="x-none"/>
-              </w:rPr>
-              <w:t>ờ</w:t>
-            </w:r>
-            <w:r>
-              <w:rPr>
-                <w:rFonts w:ascii="Cambria" w:hAnsi="Cambria"/>
-                <w:noProof/>
-                <w:lang w:val="x-none"/>
-              </w:rPr>
-              <w:t>i s</w:t>
-            </w:r>
-            <w:r>
-              <w:rPr>
-                <w:rFonts w:ascii="Cambria" w:hAnsi="Cambria"/>
-                <w:noProof/>
-                <w:lang w:val="x-none"/>
-              </w:rPr>
-              <w:t>ố</w:t>
-            </w:r>
-            <w:r>
-              <w:rPr>
-                <w:rFonts w:ascii="Cambria" w:hAnsi="Cambria"/>
-                <w:noProof/>
-                <w:lang w:val="x-none"/>
-              </w:rPr>
-              <w:t>ng c</w:t>
-            </w:r>
-            <w:r>
-              <w:rPr>
-                <w:rFonts w:ascii="Cambria" w:hAnsi="Cambria"/>
-                <w:noProof/>
-                <w:lang w:val="x-none"/>
-              </w:rPr>
-              <w:t>ủ</w:t>
-            </w:r>
-            <w:r>
-              <w:rPr>
-                <w:rFonts w:ascii="Cambria" w:hAnsi="Cambria"/>
-                <w:noProof/>
-                <w:lang w:val="x-none"/>
-              </w:rPr>
-              <w:t>a chúng ta</w:t>
+              <w:t>Ngài yêu chúng ta và Ngài quan tâm đến đời sống của chúng ta</w:t>
             </w:r>
             <w:r>
               <w:rPr>
@@ -7186,7 +6955,6 @@
                 <w:noProof/>
                 <w:lang w:val="x-none"/>
               </w:rPr>
-              <w:lastRenderedPageBreak/>
               <w:t>Mác 12:41-44: Người đàn bà quá nghèo dâng 2 đồng vàng cuối cùng -&gt; niềm tin vào sự chu cấp của Đức Chúa Trời</w:t>
             </w:r>
           </w:p>
@@ -7372,6 +7140,7 @@
               <w:rPr>
                 <w:rFonts w:ascii="Cambria" w:hAnsi="Cambria"/>
                 <w:noProof/>
+                <w:lang w:eastAsia="ko-KR"/>
               </w:rPr>
               <mc:AlternateContent>
                 <mc:Choice Requires="wpg">
@@ -7406,7 +7175,7 @@
                                 <pic:cNvPr id="2" name="Picture 2" descr="Bloody Cross Spirituality Sacrifice Symbol Vector, Spirituality, Sacrifice,  Symbol PNG and Vector with Transparent Background for Free Download">
                                   <a:extLst>
                                     <a:ext uri="{FF2B5EF4-FFF2-40B4-BE49-F238E27FC236}">
-                                      <a16:creationId xmlns="" xmlns:p="http://schemas.openxmlformats.org/presentationml/2006/main" xmlns:a16="http://schemas.microsoft.com/office/drawing/2014/main" xmlns:lc="http://schemas.openxmlformats.org/drawingml/2006/lockedCanvas" id="{FA5BFC0F-E5E2-AC35-D03B-40106D6F40A9}"/>
+                                      <a16:creationId xmlns:lc="http://schemas.openxmlformats.org/drawingml/2006/lockedCanvas" xmlns:a16="http://schemas.microsoft.com/office/drawing/2014/main" xmlns:p="http://schemas.openxmlformats.org/presentationml/2006/main" xmlns="" xmlns:w="http://schemas.openxmlformats.org/wordprocessingml/2006/main" xmlns:w10="urn:schemas-microsoft-com:office:word" xmlns:v="urn:schemas-microsoft-com:vml" xmlns:o="urn:schemas-microsoft-com:office:office" id="{FA5BFC0F-E5E2-AC35-D03B-40106D6F40A9}"/>
                                     </a:ext>
                                   </a:extLst>
                                 </pic:cNvPr>
@@ -7450,7 +7219,7 @@
                                 <pic:cNvPr id="4" name="Picture 4" descr="Heart symbol - Wikipedia">
                                   <a:extLst>
                                     <a:ext uri="{FF2B5EF4-FFF2-40B4-BE49-F238E27FC236}">
-                                      <a16:creationId xmlns="" xmlns:p="http://schemas.openxmlformats.org/presentationml/2006/main" xmlns:a16="http://schemas.microsoft.com/office/drawing/2014/main" xmlns:lc="http://schemas.openxmlformats.org/drawingml/2006/lockedCanvas" id="{021D609F-9548-E5F4-CC65-42CD913AA2EA}"/>
+                                      <a16:creationId xmlns:lc="http://schemas.openxmlformats.org/drawingml/2006/lockedCanvas" xmlns:a16="http://schemas.microsoft.com/office/drawing/2014/main" xmlns:p="http://schemas.openxmlformats.org/presentationml/2006/main" xmlns="" xmlns:w="http://schemas.openxmlformats.org/wordprocessingml/2006/main" xmlns:w10="urn:schemas-microsoft-com:office:word" xmlns:v="urn:schemas-microsoft-com:vml" xmlns:o="urn:schemas-microsoft-com:office:office" id="{021D609F-9548-E5F4-CC65-42CD913AA2EA}"/>
                                     </a:ext>
                                   </a:extLst>
                                 </pic:cNvPr>
@@ -7496,7 +7265,7 @@
                                 <pic:cNvPr id="5" name="Graphic 18">
                                   <a:extLst>
                                     <a:ext uri="{FF2B5EF4-FFF2-40B4-BE49-F238E27FC236}">
-                                      <a16:creationId xmlns="" xmlns:p="http://schemas.openxmlformats.org/presentationml/2006/main" xmlns:a16="http://schemas.microsoft.com/office/drawing/2014/main" xmlns:lc="http://schemas.openxmlformats.org/drawingml/2006/lockedCanvas" id="{DDEC7094-D240-4151-08F5-364C6BE689CB}"/>
+                                      <a16:creationId xmlns:lc="http://schemas.openxmlformats.org/drawingml/2006/lockedCanvas" xmlns:a16="http://schemas.microsoft.com/office/drawing/2014/main" xmlns:p="http://schemas.openxmlformats.org/presentationml/2006/main" xmlns="" xmlns:w="http://schemas.openxmlformats.org/wordprocessingml/2006/main" xmlns:w10="urn:schemas-microsoft-com:office:word" xmlns:v="urn:schemas-microsoft-com:vml" xmlns:o="urn:schemas-microsoft-com:office:office" id="{DDEC7094-D240-4151-08F5-364C6BE689CB}"/>
                                     </a:ext>
                                   </a:extLst>
                                 </pic:cNvPr>
@@ -7508,7 +7277,7 @@
                                 <a:blip r:embed="rId8">
                                   <a:extLst>
                                     <a:ext uri="{96DAC541-7B7A-43D3-8B79-37D633B846F1}">
-                                      <asvg:svgBlip xmlns="" xmlns:p="http://schemas.openxmlformats.org/presentationml/2006/main" xmlns:asvg="http://schemas.microsoft.com/office/drawing/2016/SVG/main" xmlns:lc="http://schemas.openxmlformats.org/drawingml/2006/lockedCanvas" r:embed="rId9"/>
+                                      <asvg:svgBlip xmlns:lc="http://schemas.openxmlformats.org/drawingml/2006/lockedCanvas" xmlns:asvg="http://schemas.microsoft.com/office/drawing/2016/SVG/main" xmlns:p="http://schemas.openxmlformats.org/presentationml/2006/main" xmlns="" xmlns:w="http://schemas.openxmlformats.org/wordprocessingml/2006/main" xmlns:w10="urn:schemas-microsoft-com:office:word" xmlns:v="urn:schemas-microsoft-com:vml" xmlns:o="urn:schemas-microsoft-com:office:office" r:embed="rId9"/>
                                     </a:ext>
                                   </a:extLst>
                                 </a:blip>
@@ -7531,7 +7300,7 @@
                                 <pic:cNvPr id="6" name="Picture 6" descr="Human - Free people icons">
                                   <a:extLst>
                                     <a:ext uri="{FF2B5EF4-FFF2-40B4-BE49-F238E27FC236}">
-                                      <a16:creationId xmlns="" xmlns:p="http://schemas.openxmlformats.org/presentationml/2006/main" xmlns:a16="http://schemas.microsoft.com/office/drawing/2014/main" xmlns:lc="http://schemas.openxmlformats.org/drawingml/2006/lockedCanvas" id="{529FE1C6-4201-7A4F-3AC8-A899AFA1C8FA}"/>
+                                      <a16:creationId xmlns:lc="http://schemas.openxmlformats.org/drawingml/2006/lockedCanvas" xmlns:a16="http://schemas.microsoft.com/office/drawing/2014/main" xmlns:p="http://schemas.openxmlformats.org/presentationml/2006/main" xmlns="" xmlns:w="http://schemas.openxmlformats.org/wordprocessingml/2006/main" xmlns:w10="urn:schemas-microsoft-com:office:word" xmlns:v="urn:schemas-microsoft-com:vml" xmlns:o="urn:schemas-microsoft-com:office:office" id="{529FE1C6-4201-7A4F-3AC8-A899AFA1C8FA}"/>
                                     </a:ext>
                                   </a:extLst>
                                 </pic:cNvPr>
@@ -7576,7 +7345,7 @@
                               <wps:cNvPr id="7" name="Equal 7">
                                 <a:extLst>
                                   <a:ext uri="{FF2B5EF4-FFF2-40B4-BE49-F238E27FC236}">
-                                    <a16:creationId xmlns="" xmlns:p="http://schemas.openxmlformats.org/presentationml/2006/main" xmlns:a16="http://schemas.microsoft.com/office/drawing/2014/main" xmlns:lc="http://schemas.openxmlformats.org/drawingml/2006/lockedCanvas" id="{EF03B34E-FE34-5EDD-4961-3591928610B7}"/>
+                                    <a16:creationId xmlns:lc="http://schemas.openxmlformats.org/drawingml/2006/lockedCanvas" xmlns:a16="http://schemas.microsoft.com/office/drawing/2014/main" xmlns:p="http://schemas.openxmlformats.org/presentationml/2006/main" xmlns="" xmlns:w="http://schemas.openxmlformats.org/wordprocessingml/2006/main" xmlns:w10="urn:schemas-microsoft-com:office:word" xmlns:v="urn:schemas-microsoft-com:vml" xmlns:o="urn:schemas-microsoft-com:office:office" id="{EF03B34E-FE34-5EDD-4961-3591928610B7}"/>
                                   </a:ext>
                                 </a:extLst>
                               </wps:cNvPr>
@@ -8114,6 +7883,7 @@
                 <w:noProof/>
                 <w:color w:val="FF0000"/>
               </w:rPr>
+              <w:lastRenderedPageBreak/>
               <w:t>Question: Tại sao Áp-ram lại chọn dâng cho Mên-chi-xê-đéc</w:t>
             </w:r>
             <w:r>
@@ -8272,7 +8042,6 @@
                 <w:noProof/>
                 <w:lang w:val="vi-VN"/>
               </w:rPr>
-              <w:lastRenderedPageBreak/>
               <w:t>Khi những thầy tế lễ và người Lê-vi được lập nên thì công việc của họ:</w:t>
             </w:r>
           </w:p>
@@ -8295,63 +8064,7 @@
                 <w:noProof/>
                 <w:lang w:val="vi-VN"/>
               </w:rPr>
-              <w:t>Ph</w:t>
-            </w:r>
-            <w:r>
-              <w:rPr>
-                <w:rFonts w:ascii="Cambria" w:hAnsi="Cambria"/>
-                <w:noProof/>
-                <w:lang w:val="vi-VN"/>
-              </w:rPr>
-              <w:t>ụ</w:t>
-            </w:r>
-            <w:r>
-              <w:rPr>
-                <w:rFonts w:ascii="Cambria" w:hAnsi="Cambria"/>
-                <w:noProof/>
-                <w:lang w:val="vi-VN"/>
-              </w:rPr>
-              <w:t>c v</w:t>
-            </w:r>
-            <w:r>
-              <w:rPr>
-                <w:rFonts w:ascii="Cambria" w:hAnsi="Cambria"/>
-                <w:noProof/>
-                <w:lang w:val="vi-VN"/>
-              </w:rPr>
-              <w:t>ụ</w:t>
-            </w:r>
-            <w:r>
-              <w:rPr>
-                <w:rFonts w:ascii="Cambria" w:hAnsi="Cambria"/>
-                <w:noProof/>
-                <w:lang w:val="vi-VN"/>
-              </w:rPr>
-              <w:t xml:space="preserve"> trong đ</w:t>
-            </w:r>
-            <w:r>
-              <w:rPr>
-                <w:rFonts w:ascii="Cambria" w:hAnsi="Cambria"/>
-                <w:noProof/>
-                <w:lang w:val="vi-VN"/>
-              </w:rPr>
-              <w:t>ề</w:t>
-            </w:r>
-            <w:r>
-              <w:rPr>
-                <w:rFonts w:ascii="Cambria" w:hAnsi="Cambria"/>
-                <w:noProof/>
-                <w:lang w:val="vi-VN"/>
-              </w:rPr>
-              <w:t>n th</w:t>
-            </w:r>
-            <w:r>
-              <w:rPr>
-                <w:rFonts w:ascii="Cambria" w:hAnsi="Cambria"/>
-                <w:noProof/>
-                <w:lang w:val="vi-VN"/>
-              </w:rPr>
-              <w:t>ờ</w:t>
+              <w:t>Phục vụ trong đền thờ</w:t>
             </w:r>
           </w:p>
           <w:p>
@@ -8373,103 +8086,7 @@
                 <w:noProof/>
                 <w:lang w:val="vi-VN"/>
               </w:rPr>
-              <w:t>Th</w:t>
-            </w:r>
-            <w:r>
-              <w:rPr>
-                <w:rFonts w:ascii="Cambria" w:hAnsi="Cambria"/>
-                <w:noProof/>
-                <w:lang w:val="vi-VN"/>
-              </w:rPr>
-              <w:t>ờ</w:t>
-            </w:r>
-            <w:r>
-              <w:rPr>
-                <w:rFonts w:ascii="Cambria" w:hAnsi="Cambria"/>
-                <w:noProof/>
-                <w:lang w:val="vi-VN"/>
-              </w:rPr>
-              <w:t xml:space="preserve"> phư</w:t>
-            </w:r>
-            <w:r>
-              <w:rPr>
-                <w:rFonts w:ascii="Cambria" w:hAnsi="Cambria"/>
-                <w:noProof/>
-                <w:lang w:val="vi-VN"/>
-              </w:rPr>
-              <w:t>ợ</w:t>
-            </w:r>
-            <w:r>
-              <w:rPr>
-                <w:rFonts w:ascii="Cambria" w:hAnsi="Cambria"/>
-                <w:noProof/>
-                <w:lang w:val="vi-VN"/>
-              </w:rPr>
-              <w:t>ng: ca hát, gi</w:t>
-            </w:r>
-            <w:r>
-              <w:rPr>
-                <w:rFonts w:ascii="Cambria" w:hAnsi="Cambria"/>
-                <w:noProof/>
-                <w:lang w:val="vi-VN"/>
-              </w:rPr>
-              <w:t>ữ</w:t>
-            </w:r>
-            <w:r>
-              <w:rPr>
-                <w:rFonts w:ascii="Cambria" w:hAnsi="Cambria"/>
-                <w:noProof/>
-                <w:lang w:val="vi-VN"/>
-              </w:rPr>
-              <w:t xml:space="preserve"> c</w:t>
-            </w:r>
-            <w:r>
-              <w:rPr>
-                <w:rFonts w:ascii="Cambria" w:hAnsi="Cambria"/>
-                <w:noProof/>
-                <w:lang w:val="vi-VN"/>
-              </w:rPr>
-              <w:t>ử</w:t>
-            </w:r>
-            <w:r>
-              <w:rPr>
-                <w:rFonts w:ascii="Cambria" w:hAnsi="Cambria"/>
-                <w:noProof/>
-                <w:lang w:val="vi-VN"/>
-              </w:rPr>
-              <w:t>a và chăm sóc v</w:t>
-            </w:r>
-            <w:r>
-              <w:rPr>
-                <w:rFonts w:ascii="Cambria" w:hAnsi="Cambria"/>
-                <w:noProof/>
-                <w:lang w:val="vi-VN"/>
-              </w:rPr>
-              <w:t>ậ</w:t>
-            </w:r>
-            <w:r>
-              <w:rPr>
-                <w:rFonts w:ascii="Cambria" w:hAnsi="Cambria"/>
-                <w:noProof/>
-                <w:lang w:val="vi-VN"/>
-              </w:rPr>
-              <w:t>t d</w:t>
-            </w:r>
-            <w:r>
-              <w:rPr>
-                <w:rFonts w:ascii="Cambria" w:hAnsi="Cambria"/>
-                <w:noProof/>
-                <w:lang w:val="vi-VN"/>
-              </w:rPr>
-              <w:t>ụ</w:t>
-            </w:r>
-            <w:r>
-              <w:rPr>
-                <w:rFonts w:ascii="Cambria" w:hAnsi="Cambria"/>
-                <w:noProof/>
-                <w:lang w:val="vi-VN"/>
-              </w:rPr>
-              <w:t>ng thánh</w:t>
+              <w:t>Thờ phượng: ca hát, giữ cửa và chăm sóc vật dụng thánh</w:t>
             </w:r>
           </w:p>
           <w:p>
@@ -8491,79 +8108,7 @@
                 <w:noProof/>
                 <w:lang w:val="vi-VN"/>
               </w:rPr>
-              <w:t>Dâng c</w:t>
-            </w:r>
-            <w:r>
-              <w:rPr>
-                <w:rFonts w:ascii="Cambria" w:hAnsi="Cambria"/>
-                <w:noProof/>
-                <w:lang w:val="vi-VN"/>
-              </w:rPr>
-              <w:t>ủ</w:t>
-            </w:r>
-            <w:r>
-              <w:rPr>
-                <w:rFonts w:ascii="Cambria" w:hAnsi="Cambria"/>
-                <w:noProof/>
-                <w:lang w:val="vi-VN"/>
-              </w:rPr>
-              <w:t>a l</w:t>
-            </w:r>
-            <w:r>
-              <w:rPr>
-                <w:rFonts w:ascii="Cambria" w:hAnsi="Cambria"/>
-                <w:noProof/>
-                <w:lang w:val="vi-VN"/>
-              </w:rPr>
-              <w:t>ễ</w:t>
-            </w:r>
-            <w:r>
-              <w:rPr>
-                <w:rFonts w:ascii="Cambria" w:hAnsi="Cambria"/>
-                <w:noProof/>
-                <w:lang w:val="vi-VN"/>
-              </w:rPr>
-              <w:t xml:space="preserve"> và th</w:t>
-            </w:r>
-            <w:r>
-              <w:rPr>
-                <w:rFonts w:ascii="Cambria" w:hAnsi="Cambria"/>
-                <w:noProof/>
-                <w:lang w:val="vi-VN"/>
-              </w:rPr>
-              <w:t>ự</w:t>
-            </w:r>
-            <w:r>
-              <w:rPr>
-                <w:rFonts w:ascii="Cambria" w:hAnsi="Cambria"/>
-                <w:noProof/>
-                <w:lang w:val="vi-VN"/>
-              </w:rPr>
-              <w:t>c hi</w:t>
-            </w:r>
-            <w:r>
-              <w:rPr>
-                <w:rFonts w:ascii="Cambria" w:hAnsi="Cambria"/>
-                <w:noProof/>
-                <w:lang w:val="vi-VN"/>
-              </w:rPr>
-              <w:t>ệ</w:t>
-            </w:r>
-            <w:r>
-              <w:rPr>
-                <w:rFonts w:ascii="Cambria" w:hAnsi="Cambria"/>
-                <w:noProof/>
-                <w:lang w:val="vi-VN"/>
-              </w:rPr>
-              <w:t>n nghi l</w:t>
-            </w:r>
-            <w:r>
-              <w:rPr>
-                <w:rFonts w:ascii="Cambria" w:hAnsi="Cambria"/>
-                <w:noProof/>
-                <w:lang w:val="vi-VN"/>
-              </w:rPr>
-              <w:t>ễ</w:t>
+              <w:t>Dâng của lễ và thực hiện nghi lễ</w:t>
             </w:r>
           </w:p>
           <w:p>
@@ -8585,87 +8130,7 @@
                 <w:noProof/>
                 <w:lang w:val="vi-VN"/>
               </w:rPr>
-              <w:t>Giúp dân s</w:t>
-            </w:r>
-            <w:r>
-              <w:rPr>
-                <w:rFonts w:ascii="Cambria" w:hAnsi="Cambria"/>
-                <w:noProof/>
-                <w:lang w:val="vi-VN"/>
-              </w:rPr>
-              <w:t>ự</w:t>
-            </w:r>
-            <w:r>
-              <w:rPr>
-                <w:rFonts w:ascii="Cambria" w:hAnsi="Cambria"/>
-                <w:noProof/>
-                <w:lang w:val="vi-VN"/>
-              </w:rPr>
-              <w:t xml:space="preserve"> đ</w:t>
-            </w:r>
-            <w:r>
-              <w:rPr>
-                <w:rFonts w:ascii="Cambria" w:hAnsi="Cambria"/>
-                <w:noProof/>
-                <w:lang w:val="vi-VN"/>
-              </w:rPr>
-              <w:t>ế</w:t>
-            </w:r>
-            <w:r>
-              <w:rPr>
-                <w:rFonts w:ascii="Cambria" w:hAnsi="Cambria"/>
-                <w:noProof/>
-                <w:lang w:val="vi-VN"/>
-              </w:rPr>
-              <w:t>n v</w:t>
-            </w:r>
-            <w:r>
-              <w:rPr>
-                <w:rFonts w:ascii="Cambria" w:hAnsi="Cambria"/>
-                <w:noProof/>
-                <w:lang w:val="vi-VN"/>
-              </w:rPr>
-              <w:t>ớ</w:t>
-            </w:r>
-            <w:r>
-              <w:rPr>
-                <w:rFonts w:ascii="Cambria" w:hAnsi="Cambria"/>
-                <w:noProof/>
-                <w:lang w:val="vi-VN"/>
-              </w:rPr>
-              <w:t>i Đ</w:t>
-            </w:r>
-            <w:r>
-              <w:rPr>
-                <w:rFonts w:ascii="Cambria" w:hAnsi="Cambria"/>
-                <w:noProof/>
-                <w:lang w:val="vi-VN"/>
-              </w:rPr>
-              <w:t>ứ</w:t>
-            </w:r>
-            <w:r>
-              <w:rPr>
-                <w:rFonts w:ascii="Cambria" w:hAnsi="Cambria"/>
-                <w:noProof/>
-                <w:lang w:val="vi-VN"/>
-              </w:rPr>
-              <w:t>c Chúa Tr</w:t>
-            </w:r>
-            <w:r>
-              <w:rPr>
-                <w:rFonts w:ascii="Cambria" w:hAnsi="Cambria"/>
-                <w:noProof/>
-                <w:lang w:val="vi-VN"/>
-              </w:rPr>
-              <w:t>ờ</w:t>
-            </w:r>
-            <w:r>
-              <w:rPr>
-                <w:rFonts w:ascii="Cambria" w:hAnsi="Cambria"/>
-                <w:noProof/>
-                <w:lang w:val="vi-VN"/>
-              </w:rPr>
-              <w:t>i</w:t>
+              <w:t>Giúp dân sự đến với Đức Chúa Trời</w:t>
             </w:r>
           </w:p>
           <w:p>
@@ -8687,71 +8152,7 @@
                 <w:noProof/>
                 <w:lang w:val="vi-VN"/>
               </w:rPr>
-              <w:t>D</w:t>
-            </w:r>
-            <w:r>
-              <w:rPr>
-                <w:rFonts w:ascii="Cambria" w:hAnsi="Cambria"/>
-                <w:noProof/>
-                <w:lang w:val="vi-VN"/>
-              </w:rPr>
-              <w:t>ạ</w:t>
-            </w:r>
-            <w:r>
-              <w:rPr>
-                <w:rFonts w:ascii="Cambria" w:hAnsi="Cambria"/>
-                <w:noProof/>
-                <w:lang w:val="vi-VN"/>
-              </w:rPr>
-              <w:t>y d</w:t>
-            </w:r>
-            <w:r>
-              <w:rPr>
-                <w:rFonts w:ascii="Cambria" w:hAnsi="Cambria"/>
-                <w:noProof/>
-                <w:lang w:val="vi-VN"/>
-              </w:rPr>
-              <w:t>ỗ</w:t>
-            </w:r>
-            <w:r>
-              <w:rPr>
-                <w:rFonts w:ascii="Cambria" w:hAnsi="Cambria"/>
-                <w:noProof/>
-                <w:lang w:val="vi-VN"/>
-              </w:rPr>
-              <w:t xml:space="preserve"> dân s</w:t>
-            </w:r>
-            <w:r>
-              <w:rPr>
-                <w:rFonts w:ascii="Cambria" w:hAnsi="Cambria"/>
-                <w:noProof/>
-                <w:lang w:val="vi-VN"/>
-              </w:rPr>
-              <w:t>ự</w:t>
-            </w:r>
-            <w:r>
-              <w:rPr>
-                <w:rFonts w:ascii="Cambria" w:hAnsi="Cambria"/>
-                <w:noProof/>
-                <w:lang w:val="vi-VN"/>
-              </w:rPr>
-              <w:t>: Ph</w:t>
-            </w:r>
-            <w:r>
-              <w:rPr>
-                <w:rFonts w:ascii="Cambria" w:hAnsi="Cambria"/>
-                <w:noProof/>
-                <w:lang w:val="vi-VN"/>
-              </w:rPr>
-              <w:t>ụ</w:t>
-            </w:r>
-            <w:r>
-              <w:rPr>
-                <w:rFonts w:ascii="Cambria" w:hAnsi="Cambria"/>
-                <w:noProof/>
-                <w:lang w:val="vi-VN"/>
-              </w:rPr>
-              <w:t>c 33:10</w:t>
+              <w:t>Dạy dỗ dân sự: Phục 33:10</w:t>
             </w:r>
           </w:p>
           <w:p>
@@ -8773,63 +8174,7 @@
                 <w:noProof/>
                 <w:lang w:val="vi-VN"/>
               </w:rPr>
-              <w:t>Đ</w:t>
-            </w:r>
-            <w:r>
-              <w:rPr>
-                <w:rFonts w:ascii="Cambria" w:hAnsi="Cambria"/>
-                <w:noProof/>
-                <w:lang w:val="vi-VN"/>
-              </w:rPr>
-              <w:t>ọ</w:t>
-            </w:r>
-            <w:r>
-              <w:rPr>
-                <w:rFonts w:ascii="Cambria" w:hAnsi="Cambria"/>
-                <w:noProof/>
-                <w:lang w:val="vi-VN"/>
-              </w:rPr>
-              <w:t>c L</w:t>
-            </w:r>
-            <w:r>
-              <w:rPr>
-                <w:rFonts w:ascii="Cambria" w:hAnsi="Cambria"/>
-                <w:noProof/>
-                <w:lang w:val="vi-VN"/>
-              </w:rPr>
-              <w:t>ờ</w:t>
-            </w:r>
-            <w:r>
-              <w:rPr>
-                <w:rFonts w:ascii="Cambria" w:hAnsi="Cambria"/>
-                <w:noProof/>
-                <w:lang w:val="vi-VN"/>
-              </w:rPr>
-              <w:t xml:space="preserve">i Chúa </w:t>
-            </w:r>
-            <w:r>
-              <w:rPr>
-                <w:rFonts w:ascii="Cambria" w:hAnsi="Cambria"/>
-                <w:noProof/>
-                <w:lang w:val="vi-VN"/>
-              </w:rPr>
-              <w:t>cho dân s</w:t>
-            </w:r>
-            <w:r>
-              <w:rPr>
-                <w:rFonts w:ascii="Cambria" w:hAnsi="Cambria"/>
-                <w:noProof/>
-                <w:lang w:val="vi-VN"/>
-              </w:rPr>
-              <w:t>ự</w:t>
-            </w:r>
-            <w:r>
-              <w:rPr>
-                <w:rFonts w:ascii="Cambria" w:hAnsi="Cambria"/>
-                <w:noProof/>
-                <w:lang w:val="vi-VN"/>
-              </w:rPr>
-              <w:t>: Nê-hê-mi 8:9-11:21</w:t>
+              <w:t>Đọc Lời Chúa cho dân sự: Nê-hê-mi 8:9-11:21</w:t>
             </w:r>
           </w:p>
           <w:p>
@@ -9359,6 +8704,7 @@
                 <w:noProof/>
                 <w:lang w:val="vi-VN"/>
               </w:rPr>
+              <w:lastRenderedPageBreak/>
               <w:t>Việc dâng hiến ảnh hưởng đến sự thờ phượng rất nhiều</w:t>
             </w:r>
             <w:r>
@@ -9435,7 +8781,6 @@
                 <w:noProof/>
                 <w:lang w:val="vi-VN"/>
               </w:rPr>
-              <w:lastRenderedPageBreak/>
               <w:t>Vì thế hành động dâng hiến cho Đức Chúa Trời cũng chính là hành động của sự thờ phượng</w:t>
             </w:r>
             <w:r>
@@ -9809,242 +9154,1214 @@
                 <w:lang w:val="vi-VN"/>
               </w:rPr>
             </w:pPr>
-          </w:p>
-          <w:p>
-            <w:pPr>
-              <w:spacing w:line="276" w:lineRule="auto"/>
-              <w:jc w:val="both"/>
-              <w:rPr>
-                <w:rFonts w:ascii="Cambria" w:hAnsi="Cambria"/>
-                <w:noProof/>
-                <w:lang w:val="vi-VN"/>
-              </w:rPr>
-            </w:pPr>
-            <w:r>
-              <w:rPr>
-                <w:rFonts w:ascii="Cambria" w:hAnsi="Cambria"/>
-                <w:noProof/>
-                <w:lang w:val="vi-VN"/>
-              </w:rPr>
-              <w:t>Cách quản lý tiền bạc (dưới cái nhìn của sinh viên) :</w:t>
-            </w:r>
-          </w:p>
-          <w:p>
-            <w:pPr>
-              <w:spacing w:line="276" w:lineRule="auto"/>
-              <w:jc w:val="both"/>
-              <w:rPr>
-                <w:rFonts w:ascii="Cambria" w:hAnsi="Cambria"/>
-                <w:noProof/>
-                <w:lang w:val="vi-VN"/>
-              </w:rPr>
-            </w:pPr>
-            <w:bookmarkStart w:id="0" w:name="_GoBack"/>
-            <w:bookmarkEnd w:id="0"/>
-          </w:p>
-          <w:p>
-            <w:pPr>
-              <w:spacing w:line="276" w:lineRule="auto"/>
-              <w:jc w:val="both"/>
-              <w:rPr>
-                <w:rFonts w:ascii="Cambria" w:hAnsi="Cambria"/>
-                <w:noProof/>
-                <w:lang w:val="vi-VN"/>
-              </w:rPr>
-            </w:pPr>
-            <w:r>
-              <w:rPr>
-                <w:rFonts w:ascii="Cambria" w:hAnsi="Cambria"/>
-                <w:noProof/>
-                <w:lang w:val="vi-VN"/>
-              </w:rPr>
-              <w:t>Có cái nhìn về tiền bạc mà mình nhận được: nhận biết được những gì mình có là từ sự vất vả của ba mẹ và sự chúc phước của Đức Chúa Trời mà có cho nên chúng ta cần phải trân quý những gì mình nhận được.</w:t>
-            </w:r>
-          </w:p>
-          <w:p>
-            <w:pPr>
-              <w:spacing w:line="276" w:lineRule="auto"/>
-              <w:jc w:val="both"/>
-              <w:rPr>
-                <w:rFonts w:ascii="Cambria" w:hAnsi="Cambria"/>
-                <w:noProof/>
-                <w:lang w:val="vi-VN"/>
-              </w:rPr>
-            </w:pPr>
-            <w:r>
-              <w:rPr>
-                <w:rFonts w:ascii="Cambria" w:hAnsi="Cambria"/>
-                <w:noProof/>
-                <w:lang w:val="vi-VN"/>
-              </w:rPr>
-              <w:t>Đó là cách hiếu kính cha mẹ</w:t>
-            </w:r>
-          </w:p>
-          <w:p>
-            <w:pPr>
-              <w:spacing w:line="276" w:lineRule="auto"/>
-              <w:jc w:val="both"/>
-              <w:rPr>
-                <w:rFonts w:ascii="Cambria" w:hAnsi="Cambria"/>
-                <w:noProof/>
-                <w:lang w:val="vi-VN"/>
-              </w:rPr>
-            </w:pPr>
-            <w:r>
-              <w:rPr>
-                <w:rFonts w:ascii="Cambria" w:hAnsi="Cambria"/>
-                <w:noProof/>
-                <w:lang w:val="vi-VN"/>
-              </w:rPr>
-              <w:t>Đó là cách nhận biết Đức Chúa Trời là Đấng Tể Trị và Ngài ban cho chúng ta qua chính gia đình chúng ta</w:t>
-            </w:r>
-          </w:p>
-          <w:p>
-            <w:pPr>
-              <w:spacing w:line="276" w:lineRule="auto"/>
-              <w:jc w:val="both"/>
-              <w:rPr>
-                <w:rFonts w:ascii="Cambria" w:hAnsi="Cambria"/>
-                <w:noProof/>
-                <w:lang w:val="vi-VN"/>
-              </w:rPr>
-            </w:pPr>
-          </w:p>
-          <w:p>
-            <w:pPr>
-              <w:spacing w:line="276" w:lineRule="auto"/>
-              <w:jc w:val="both"/>
-              <w:rPr>
-                <w:rFonts w:ascii="Cambria" w:hAnsi="Cambria"/>
-                <w:noProof/>
-                <w:lang w:val="vi-VN"/>
-              </w:rPr>
-            </w:pPr>
-            <w:r>
-              <w:rPr>
-                <w:rFonts w:ascii="Cambria" w:hAnsi="Cambria"/>
-                <w:noProof/>
-                <w:lang w:val="vi-VN"/>
-              </w:rPr>
-              <w:t>Nguyên tắc để dùng của cải:</w:t>
-            </w:r>
-          </w:p>
-          <w:p>
-            <w:pPr>
-              <w:spacing w:line="276" w:lineRule="auto"/>
-              <w:jc w:val="both"/>
-              <w:rPr>
-                <w:rFonts w:ascii="Cambria" w:hAnsi="Cambria"/>
-                <w:noProof/>
-                <w:lang w:val="vi-VN"/>
-              </w:rPr>
-            </w:pPr>
-            <w:r>
-              <w:rPr>
-                <w:rFonts w:ascii="Cambria" w:hAnsi="Cambria"/>
-                <w:noProof/>
-                <w:lang w:val="vi-VN"/>
-              </w:rPr>
-              <w:t>Khi có được cái nhìn đúng đắn về những gì chúng ta nhận được từ Đức Chúa Trời qua ba mẹ của chúng ta hoặc qua người hỗ trợ cho chúng ta</w:t>
-            </w:r>
-          </w:p>
-          <w:p>
-            <w:pPr>
-              <w:spacing w:line="276" w:lineRule="auto"/>
-              <w:jc w:val="both"/>
-              <w:rPr>
-                <w:rFonts w:ascii="Cambria" w:hAnsi="Cambria"/>
-                <w:noProof/>
-                <w:lang w:val="vi-VN"/>
-              </w:rPr>
-            </w:pPr>
-            <w:r>
-              <w:rPr>
-                <w:rFonts w:ascii="Cambria" w:hAnsi="Cambria"/>
-                <w:noProof/>
-                <w:lang w:val="vi-VN"/>
-              </w:rPr>
-              <w:t>Chúng ta sẽ có những chi tiêu hợp lí cho chính mình và sử dụng số tiền mình có được một cách hợp lí và tránh bị lãng phí</w:t>
-            </w:r>
-          </w:p>
-          <w:p>
-            <w:pPr>
-              <w:spacing w:line="276" w:lineRule="auto"/>
-              <w:jc w:val="both"/>
-              <w:rPr>
-                <w:rFonts w:ascii="Cambria" w:hAnsi="Cambria"/>
-                <w:noProof/>
-                <w:lang w:val="vi-VN"/>
-              </w:rPr>
-            </w:pPr>
-            <w:r>
-              <w:rPr>
-                <w:rFonts w:ascii="Cambria" w:hAnsi="Cambria"/>
-                <w:noProof/>
-                <w:lang w:val="vi-VN"/>
-              </w:rPr>
-              <w:t>Nguyên tắc:</w:t>
-            </w:r>
-          </w:p>
-          <w:p>
-            <w:pPr>
-              <w:spacing w:line="276" w:lineRule="auto"/>
-              <w:jc w:val="both"/>
-              <w:rPr>
-                <w:rFonts w:ascii="Cambria" w:hAnsi="Cambria"/>
-                <w:noProof/>
-                <w:lang w:val="vi-VN"/>
-              </w:rPr>
-            </w:pPr>
-            <w:r>
-              <w:rPr>
-                <w:rFonts w:ascii="Cambria" w:hAnsi="Cambria"/>
-                <w:noProof/>
-                <w:lang w:val="vi-VN"/>
-              </w:rPr>
-              <w:t>Nguyên tắc của cải trong sự hiếu kính: Chúng ta có thể chịu vất vả nhiều hơn để cha mẹ chúng ta đỡ vất vả hơn.</w:t>
-            </w:r>
-          </w:p>
-          <w:p>
-            <w:pPr>
-              <w:spacing w:line="276" w:lineRule="auto"/>
-              <w:jc w:val="both"/>
-              <w:rPr>
-                <w:rFonts w:ascii="Cambria" w:hAnsi="Cambria"/>
-                <w:noProof/>
-              </w:rPr>
-            </w:pPr>
-            <w:r>
-              <w:rPr>
-                <w:rFonts w:ascii="Cambria" w:hAnsi="Cambria"/>
-                <w:noProof/>
-              </w:rPr>
-              <w:t>Force – Reward</w:t>
-            </w:r>
-          </w:p>
-          <w:p>
-            <w:pPr>
-              <w:spacing w:line="276" w:lineRule="auto"/>
-              <w:jc w:val="both"/>
-              <w:rPr>
-                <w:rFonts w:ascii="Cambria" w:hAnsi="Cambria"/>
-                <w:noProof/>
-              </w:rPr>
-            </w:pPr>
-            <w:r>
-              <w:rPr>
-                <w:rFonts w:ascii="Cambria" w:hAnsi="Cambria"/>
-                <w:noProof/>
-                <w:lang w:val="vi-VN"/>
-              </w:rPr>
-              <w:t>Force:</w:t>
+            <w:r>
+              <w:rPr>
+                <w:rFonts w:ascii="Cambria" w:hAnsi="Cambria"/>
+                <w:noProof/>
+                <w:lang w:val="vi-VN"/>
+              </w:rPr>
+              <w:t>Cách quản lý tiền bạ</w:t>
+            </w:r>
+            <w:r>
+              <w:rPr>
+                <w:rFonts w:ascii="Cambria" w:hAnsi="Cambria"/>
+                <w:noProof/>
+                <w:lang w:val="vi-VN"/>
+              </w:rPr>
+              <w:t>c:</w:t>
             </w:r>
           </w:p>
           <w:p>
             <w:pPr>
               <w:pStyle w:val="ListParagraph"/>
               <w:numPr>
-                <w:ilvl w:val="5"/>
+                <w:ilvl w:val="0"/>
+                <w:numId w:val="16"/>
+              </w:numPr>
+              <w:spacing w:line="276" w:lineRule="auto"/>
+              <w:jc w:val="both"/>
+              <w:rPr>
+                <w:rFonts w:ascii="Cambria" w:hAnsi="Cambria"/>
+                <w:noProof/>
+                <w:lang w:val="vi-VN"/>
+              </w:rPr>
+            </w:pPr>
+            <w:r>
+              <w:rPr>
+                <w:rFonts w:ascii="Cambria" w:hAnsi="Cambria"/>
+                <w:noProof/>
+                <w:lang w:val="vi-VN"/>
+              </w:rPr>
+              <w:t xml:space="preserve">Nghĩ về các nguyên tắc </w:t>
+            </w:r>
+            <w:r>
+              <w:rPr>
+                <w:rFonts w:ascii="Cambria" w:hAnsi="Cambria"/>
+                <w:noProof/>
+                <w:lang w:val="vi-VN"/>
+              </w:rPr>
+              <w:t>của cải cần</w:t>
+            </w:r>
+            <w:r>
+              <w:rPr>
+                <w:rFonts w:ascii="Cambria" w:hAnsi="Cambria"/>
+                <w:noProof/>
+                <w:lang w:val="vi-VN"/>
+              </w:rPr>
+              <w:t xml:space="preserve"> nhận biết</w:t>
+            </w:r>
+          </w:p>
+          <w:p>
+            <w:pPr>
+              <w:pStyle w:val="ListParagraph"/>
+              <w:numPr>
+                <w:ilvl w:val="0"/>
+                <w:numId w:val="16"/>
+              </w:numPr>
+              <w:spacing w:line="276" w:lineRule="auto"/>
+              <w:jc w:val="both"/>
+              <w:rPr>
+                <w:rFonts w:ascii="Cambria" w:hAnsi="Cambria"/>
+                <w:noProof/>
+                <w:lang w:val="vi-VN"/>
+              </w:rPr>
+            </w:pPr>
+            <w:r>
+              <w:rPr>
+                <w:rFonts w:ascii="Cambria" w:hAnsi="Cambria"/>
+                <w:noProof/>
+              </w:rPr>
+              <w:t>Lên kế hoạch</w:t>
+            </w:r>
+          </w:p>
+          <w:p>
+            <w:pPr>
+              <w:pStyle w:val="ListParagraph"/>
+              <w:numPr>
+                <w:ilvl w:val="0"/>
+                <w:numId w:val="16"/>
+              </w:numPr>
+              <w:spacing w:line="276" w:lineRule="auto"/>
+              <w:jc w:val="both"/>
+              <w:rPr>
+                <w:rFonts w:ascii="Cambria" w:hAnsi="Cambria"/>
+                <w:noProof/>
+                <w:lang w:val="vi-VN"/>
+              </w:rPr>
+            </w:pPr>
+            <w:r>
+              <w:rPr>
+                <w:rFonts w:ascii="Cambria" w:hAnsi="Cambria"/>
+                <w:noProof/>
+                <w:lang w:val="vi-VN"/>
+              </w:rPr>
+              <w:t>Xem xét kế hoạch chi tiêu</w:t>
+            </w:r>
+          </w:p>
+          <w:p>
+            <w:pPr>
+              <w:pStyle w:val="ListParagraph"/>
+              <w:numPr>
+                <w:ilvl w:val="0"/>
+                <w:numId w:val="16"/>
+              </w:numPr>
+              <w:spacing w:line="276" w:lineRule="auto"/>
+              <w:jc w:val="both"/>
+              <w:rPr>
+                <w:rFonts w:ascii="Cambria" w:hAnsi="Cambria"/>
+                <w:noProof/>
+                <w:lang w:val="vi-VN"/>
+              </w:rPr>
+            </w:pPr>
+            <w:r>
+              <w:rPr>
+                <w:rFonts w:ascii="Cambria" w:hAnsi="Cambria"/>
+                <w:noProof/>
+                <w:lang w:val="vi-VN"/>
+              </w:rPr>
+              <w:t>Tạo nguyên tắc áp dụng cho chi tiêu của mình</w:t>
+            </w:r>
+          </w:p>
+          <w:p>
+            <w:pPr>
+              <w:spacing w:line="276" w:lineRule="auto"/>
+              <w:jc w:val="both"/>
+              <w:rPr>
+                <w:rFonts w:ascii="Cambria" w:hAnsi="Cambria"/>
+                <w:noProof/>
+                <w:lang w:val="vi-VN"/>
+              </w:rPr>
+            </w:pPr>
+          </w:p>
+          <w:p>
+            <w:pPr>
+              <w:spacing w:line="276" w:lineRule="auto"/>
+              <w:jc w:val="both"/>
+              <w:rPr>
+                <w:rFonts w:ascii="Cambria" w:hAnsi="Cambria"/>
+                <w:noProof/>
+                <w:lang w:val="vi-VN"/>
+              </w:rPr>
+            </w:pPr>
+            <w:r>
+              <w:rPr>
+                <w:rFonts w:ascii="Cambria" w:hAnsi="Cambria"/>
+                <w:noProof/>
+                <w:lang w:val="vi-VN"/>
+              </w:rPr>
+              <w:t xml:space="preserve">Nghĩ về nguyên tắc của cải: </w:t>
+            </w:r>
+          </w:p>
+          <w:p>
+            <w:pPr>
+              <w:pStyle w:val="ListParagraph"/>
+              <w:numPr>
+                <w:ilvl w:val="0"/>
+                <w:numId w:val="4"/>
+              </w:numPr>
+              <w:spacing w:line="276" w:lineRule="auto"/>
+              <w:jc w:val="both"/>
+              <w:rPr>
+                <w:rFonts w:ascii="Cambria" w:hAnsi="Cambria"/>
+                <w:noProof/>
+                <w:lang w:val="vi-VN"/>
+              </w:rPr>
+            </w:pPr>
+            <w:r>
+              <w:rPr>
+                <w:rFonts w:ascii="Cambria" w:hAnsi="Cambria"/>
+                <w:b/>
+                <w:bCs/>
+                <w:noProof/>
+                <w:lang w:val="vi-VN"/>
+              </w:rPr>
+              <w:t>Quyền sở hữu</w:t>
+            </w:r>
+            <w:r>
+              <w:rPr>
+                <w:rFonts w:ascii="Cambria" w:hAnsi="Cambria"/>
+                <w:noProof/>
+                <w:lang w:val="vi-VN"/>
+              </w:rPr>
+              <w:t>: Đức Chúa Trời là chủ</w:t>
+            </w:r>
+            <w:r>
+              <w:rPr>
+                <w:rFonts w:ascii="Cambria" w:hAnsi="Cambria"/>
+                <w:noProof/>
+                <w:lang w:val="vi-VN"/>
+              </w:rPr>
+              <w:t xml:space="preserve">, </w:t>
+            </w:r>
+            <w:r>
+              <w:rPr>
+                <w:rFonts w:ascii="Cambria" w:hAnsi="Cambria"/>
+                <w:noProof/>
+                <w:lang w:val="vi-VN"/>
+              </w:rPr>
+              <w:t xml:space="preserve">Chúng ta cần xác định và sử dụng những gì Chúa ban cho theo ý muốn của Ngài </w:t>
+            </w:r>
+          </w:p>
+          <w:p>
+            <w:pPr>
+              <w:pStyle w:val="ListParagraph"/>
+              <w:numPr>
+                <w:ilvl w:val="0"/>
+                <w:numId w:val="4"/>
+              </w:numPr>
+              <w:spacing w:line="276" w:lineRule="auto"/>
+              <w:jc w:val="both"/>
+              <w:rPr>
+                <w:rFonts w:ascii="Cambria" w:hAnsi="Cambria"/>
+                <w:noProof/>
+                <w:lang w:val="vi-VN"/>
+              </w:rPr>
+            </w:pPr>
+            <w:r>
+              <w:rPr>
+                <w:rFonts w:ascii="Cambria" w:hAnsi="Cambria"/>
+                <w:b/>
+                <w:bCs/>
+                <w:noProof/>
+                <w:lang w:val="vi-VN"/>
+              </w:rPr>
+              <w:t>Sự rủa sả</w:t>
+            </w:r>
+            <w:r>
+              <w:rPr>
+                <w:rFonts w:ascii="Cambria" w:hAnsi="Cambria"/>
+                <w:noProof/>
+                <w:lang w:val="vi-VN"/>
+              </w:rPr>
+              <w:t xml:space="preserve">: Có người phải làm lụm cực nhọc </w:t>
+            </w:r>
+          </w:p>
+          <w:p>
+            <w:pPr>
+              <w:pStyle w:val="ListParagraph"/>
+              <w:spacing w:line="276" w:lineRule="auto"/>
+              <w:jc w:val="both"/>
+              <w:rPr>
+                <w:rFonts w:ascii="Cambria" w:hAnsi="Cambria"/>
+                <w:noProof/>
+                <w:lang w:val="vi-VN"/>
+              </w:rPr>
+            </w:pPr>
+            <w:r>
+              <w:rPr>
+                <w:rFonts w:ascii="Cambria" w:hAnsi="Cambria"/>
+                <w:noProof/>
+                <w:lang w:val="vi-VN"/>
+              </w:rPr>
+              <w:lastRenderedPageBreak/>
+              <w:t>Những gì chúng ta có được đều có giá trị của sự khó nhọc nên không nên dùng một cách hoang phí</w:t>
+            </w:r>
+          </w:p>
+          <w:p>
+            <w:pPr>
+              <w:spacing w:line="276" w:lineRule="auto"/>
+              <w:jc w:val="both"/>
+              <w:rPr>
+                <w:rFonts w:ascii="Cambria" w:hAnsi="Cambria"/>
+                <w:noProof/>
+                <w:lang w:val="vi-VN"/>
+              </w:rPr>
+            </w:pPr>
+          </w:p>
+          <w:p>
+            <w:pPr>
+              <w:spacing w:line="276" w:lineRule="auto"/>
+              <w:jc w:val="both"/>
+              <w:rPr>
+                <w:rFonts w:ascii="Cambria" w:hAnsi="Cambria"/>
+                <w:noProof/>
+                <w:lang w:val="vi-VN"/>
+              </w:rPr>
+            </w:pPr>
+            <w:r>
+              <w:rPr>
+                <w:rFonts w:ascii="Cambria" w:hAnsi="Cambria"/>
+                <w:noProof/>
+                <w:lang w:val="vi-VN"/>
+              </w:rPr>
+              <w:t>Khi nói về nguyên tắc quyền sở hữu, chúng ta sẽ nghĩ đên việc vậy ý muốn của Chúa là gì trong khi chúng ta sử dụng số tiề</w:t>
+            </w:r>
+            <w:r>
+              <w:rPr>
+                <w:rFonts w:ascii="Cambria" w:hAnsi="Cambria"/>
+                <w:noProof/>
+                <w:lang w:val="vi-VN"/>
+              </w:rPr>
+              <w:t>n Chúa ban cho nên câu hỏi đặt ra là</w:t>
+            </w:r>
+          </w:p>
+          <w:p>
+            <w:pPr>
+              <w:spacing w:line="276" w:lineRule="auto"/>
+              <w:jc w:val="both"/>
+              <w:rPr>
+                <w:rFonts w:ascii="Cambria" w:hAnsi="Cambria"/>
+                <w:noProof/>
+                <w:lang w:val="vi-VN"/>
+              </w:rPr>
+            </w:pPr>
+            <w:r>
+              <w:rPr>
+                <w:rFonts w:ascii="Cambria" w:hAnsi="Cambria"/>
+                <w:noProof/>
+                <w:color w:val="FF0000"/>
+                <w:lang w:val="vi-VN"/>
+              </w:rPr>
+              <w:t>Ý muốn củ</w:t>
+            </w:r>
+            <w:r>
+              <w:rPr>
+                <w:rFonts w:ascii="Cambria" w:hAnsi="Cambria"/>
+                <w:noProof/>
+                <w:color w:val="FF0000"/>
+                <w:lang w:val="vi-VN"/>
+              </w:rPr>
+              <w:t xml:space="preserve">a Chúa là </w:t>
+            </w:r>
+            <w:r>
+              <w:rPr>
+                <w:rFonts w:ascii="Cambria" w:hAnsi="Cambria"/>
+                <w:noProof/>
+                <w:color w:val="FF0000"/>
+                <w:lang w:val="vi-VN"/>
+              </w:rPr>
+              <w:t xml:space="preserve">gì </w:t>
+            </w:r>
+            <w:r>
+              <w:rPr>
+                <w:rFonts w:ascii="Cambria" w:hAnsi="Cambria"/>
+                <w:noProof/>
+                <w:color w:val="FF0000"/>
+                <w:lang w:val="vi-VN"/>
+              </w:rPr>
+              <w:t>trong việc chúng ta sử dụng nguồn tài chính Ngài ban</w:t>
+            </w:r>
+            <w:r>
+              <w:rPr>
+                <w:rFonts w:ascii="Cambria" w:hAnsi="Cambria"/>
+                <w:noProof/>
+                <w:lang w:val="vi-VN"/>
+              </w:rPr>
+              <w:t>?</w:t>
+            </w:r>
+          </w:p>
+          <w:p>
+            <w:pPr>
+              <w:spacing w:line="276" w:lineRule="auto"/>
+              <w:jc w:val="both"/>
+              <w:rPr>
+                <w:rFonts w:ascii="Cambria" w:hAnsi="Cambria"/>
+                <w:noProof/>
+                <w:lang w:val="vi-VN"/>
+              </w:rPr>
+            </w:pPr>
+            <w:r>
+              <w:rPr>
+                <w:rFonts w:ascii="Cambria" w:hAnsi="Cambria"/>
+                <w:b/>
+                <w:noProof/>
+                <w:lang w:val="vi-VN"/>
+              </w:rPr>
+              <w:t>1</w:t>
+            </w:r>
+            <w:r>
+              <w:rPr>
+                <w:rFonts w:ascii="Cambria" w:hAnsi="Cambria"/>
+                <w:noProof/>
+                <w:lang w:val="vi-VN"/>
+              </w:rPr>
+              <w:t xml:space="preserve">. </w:t>
+            </w:r>
+            <w:r>
+              <w:rPr>
+                <w:rFonts w:ascii="Cambria" w:hAnsi="Cambria"/>
+                <w:b/>
+                <w:bCs/>
+                <w:noProof/>
+                <w:lang w:val="vi-VN"/>
+              </w:rPr>
+              <w:t>Cá nhân</w:t>
+            </w:r>
+            <w:r>
+              <w:rPr>
+                <w:rFonts w:ascii="Cambria" w:hAnsi="Cambria"/>
+                <w:noProof/>
+                <w:lang w:val="vi-VN"/>
+              </w:rPr>
+              <w:t xml:space="preserve">: </w:t>
+            </w:r>
+            <w:r>
+              <w:rPr>
+                <w:rFonts w:ascii="Cambria" w:hAnsi="Cambria"/>
+                <w:noProof/>
+                <w:lang w:val="vi-VN"/>
+              </w:rPr>
+              <w:t>Chúa muốn chúng ta sử dụng số tiền đó cho chính mình</w:t>
+            </w:r>
+          </w:p>
+          <w:p>
+            <w:pPr>
+              <w:spacing w:line="276" w:lineRule="auto"/>
+              <w:jc w:val="both"/>
+              <w:rPr>
+                <w:rFonts w:ascii="Cambria" w:hAnsi="Cambria"/>
+                <w:noProof/>
+                <w:lang w:val="vi-VN"/>
+              </w:rPr>
+            </w:pPr>
+            <w:r>
+              <w:rPr>
+                <w:rFonts w:ascii="Cambria" w:hAnsi="Cambria"/>
+                <w:noProof/>
+                <w:lang w:val="vi-VN"/>
+              </w:rPr>
+              <w:t xml:space="preserve">“như thế, tất cả những ai được Đức Chúa Trời ban cho sự giàu có, của cải, cũng như cho quyền sử dụng của cải ấy sẽ nhận lấy phần mình, và </w:t>
+            </w:r>
+            <w:r>
+              <w:rPr>
+                <w:rFonts w:ascii="Cambria" w:hAnsi="Cambria"/>
+                <w:noProof/>
+                <w:color w:val="FF0000"/>
+                <w:lang w:val="vi-VN"/>
+              </w:rPr>
+              <w:t>vui hưởng công lao mình làm ra</w:t>
+            </w:r>
+            <w:r>
+              <w:rPr>
+                <w:rFonts w:ascii="Cambria" w:hAnsi="Cambria"/>
+                <w:noProof/>
+                <w:lang w:val="vi-VN"/>
+              </w:rPr>
+              <w:t xml:space="preserve">. </w:t>
+            </w:r>
+            <w:r>
+              <w:rPr>
+                <w:rFonts w:ascii="Cambria" w:hAnsi="Cambria"/>
+                <w:noProof/>
+                <w:color w:val="00B050"/>
+                <w:lang w:val="vi-VN"/>
+              </w:rPr>
+              <w:t>Đó chính là món quà Đức Chúa Trời ban tặng</w:t>
+            </w:r>
+            <w:r>
+              <w:rPr>
+                <w:rFonts w:ascii="Cambria" w:hAnsi="Cambria"/>
+                <w:noProof/>
+                <w:lang w:val="vi-VN"/>
+              </w:rPr>
+              <w:t>.” - Truyền đạo 5:19</w:t>
+            </w:r>
+          </w:p>
+          <w:p>
+            <w:pPr>
+              <w:spacing w:line="276" w:lineRule="auto"/>
+              <w:jc w:val="both"/>
+              <w:rPr>
+                <w:rFonts w:ascii="Cambria" w:hAnsi="Cambria"/>
+                <w:noProof/>
+                <w:lang w:val="vi-VN"/>
+              </w:rPr>
+            </w:pPr>
+            <w:r>
+              <w:rPr>
+                <w:rFonts w:ascii="Cambria" w:hAnsi="Cambria"/>
+                <w:b/>
+                <w:bCs/>
+                <w:noProof/>
+                <w:lang w:val="vi-VN"/>
+              </w:rPr>
+              <w:t xml:space="preserve">2. </w:t>
+            </w:r>
+            <w:r>
+              <w:rPr>
+                <w:rFonts w:ascii="Cambria" w:hAnsi="Cambria"/>
+                <w:b/>
+                <w:bCs/>
+                <w:noProof/>
+                <w:lang w:val="vi-VN"/>
+              </w:rPr>
+              <w:t>Dâng hiến</w:t>
+            </w:r>
+            <w:r>
+              <w:rPr>
+                <w:rFonts w:ascii="Cambria" w:hAnsi="Cambria"/>
+                <w:noProof/>
+                <w:lang w:val="vi-VN"/>
+              </w:rPr>
+              <w:t>:</w:t>
+            </w:r>
+            <w:r>
+              <w:rPr>
+                <w:rFonts w:ascii="Cambria" w:hAnsi="Cambria"/>
+                <w:noProof/>
+                <w:lang w:val="vi-VN"/>
+              </w:rPr>
+              <w:t xml:space="preserve"> như là sự nhắc nhớ về việc sử dụng tiền bạc trong sự thờ phượng Đức Chúa Trời – bày tỏ niềm tin vào sự chu cấp của Ngài</w:t>
+            </w:r>
+            <w:r>
+              <w:rPr>
+                <w:rFonts w:ascii="Cambria" w:hAnsi="Cambria"/>
+                <w:noProof/>
+                <w:lang w:val="vi-VN"/>
+              </w:rPr>
+              <w:t xml:space="preserve"> và giúp đỡ những đầy tớ Chúa đang cần đến số tiền đó.</w:t>
+            </w:r>
+          </w:p>
+          <w:p>
+            <w:pPr>
+              <w:spacing w:line="276" w:lineRule="auto"/>
+              <w:jc w:val="both"/>
+              <w:rPr>
+                <w:rFonts w:ascii="Cambria" w:hAnsi="Cambria"/>
+                <w:noProof/>
+                <w:lang w:val="vi-VN"/>
+              </w:rPr>
+            </w:pPr>
+            <w:r>
+              <w:rPr>
+                <w:rFonts w:ascii="Cambria" w:hAnsi="Cambria"/>
+                <w:noProof/>
+                <w:lang w:val="vi-VN"/>
+              </w:rPr>
+              <w:t>“Các ngươi hãy đem hết thảy phần mười vào kho, hầu cho có lương thực trong nhà ta; …” - Ma-la-chi 3:10</w:t>
+            </w:r>
+          </w:p>
+          <w:p>
+            <w:pPr>
+              <w:spacing w:line="276" w:lineRule="auto"/>
+              <w:jc w:val="both"/>
+              <w:rPr>
+                <w:rFonts w:ascii="Cambria" w:hAnsi="Cambria"/>
+                <w:noProof/>
+                <w:lang w:val="vi-VN"/>
+              </w:rPr>
+            </w:pPr>
+          </w:p>
+          <w:p>
+            <w:pPr>
+              <w:spacing w:line="276" w:lineRule="auto"/>
+              <w:jc w:val="both"/>
+              <w:rPr>
+                <w:rFonts w:ascii="Cambria" w:hAnsi="Cambria"/>
+                <w:noProof/>
+                <w:lang w:val="vi-VN"/>
+              </w:rPr>
+            </w:pPr>
+            <w:r>
+              <w:rPr>
+                <w:rFonts w:ascii="Cambria" w:hAnsi="Cambria"/>
+                <w:b/>
+                <w:bCs/>
+                <w:noProof/>
+                <w:lang w:val="vi-VN"/>
+              </w:rPr>
+              <w:t>3</w:t>
+            </w:r>
+            <w:r>
+              <w:rPr>
+                <w:rFonts w:ascii="Cambria" w:hAnsi="Cambria"/>
+                <w:b/>
+                <w:bCs/>
+                <w:noProof/>
+                <w:lang w:val="vi-VN"/>
+              </w:rPr>
+              <w:t>.</w:t>
+            </w:r>
+            <w:r>
+              <w:rPr>
+                <w:rFonts w:ascii="Cambria" w:hAnsi="Cambria"/>
+                <w:b/>
+                <w:bCs/>
+                <w:noProof/>
+                <w:lang w:val="vi-VN"/>
+              </w:rPr>
+              <w:t xml:space="preserve"> </w:t>
+            </w:r>
+            <w:r>
+              <w:rPr>
+                <w:rFonts w:ascii="Cambria" w:hAnsi="Cambria"/>
+                <w:b/>
+                <w:bCs/>
+                <w:noProof/>
+                <w:lang w:val="vi-VN"/>
+              </w:rPr>
+              <w:t>Tích trữ</w:t>
+            </w:r>
+            <w:r>
+              <w:rPr>
+                <w:rFonts w:ascii="Cambria" w:hAnsi="Cambria"/>
+                <w:noProof/>
+                <w:lang w:val="vi-VN"/>
+              </w:rPr>
+              <w:t>: “Báu vật và dầu còn lại trong nhà người khôn ngoan, nhưng kẻ ngu dại tiêu xài hết.” – Châm ngôn 21:20</w:t>
+            </w:r>
+          </w:p>
+          <w:p>
+            <w:pPr>
+              <w:spacing w:line="276" w:lineRule="auto"/>
+              <w:jc w:val="both"/>
+              <w:rPr>
+                <w:rFonts w:ascii="Cambria" w:hAnsi="Cambria"/>
+                <w:noProof/>
+                <w:lang w:val="vi-VN"/>
+              </w:rPr>
+            </w:pPr>
+          </w:p>
+          <w:p>
+            <w:pPr>
+              <w:spacing w:line="276" w:lineRule="auto"/>
+              <w:rPr>
+                <w:rFonts w:ascii="Cambria" w:hAnsi="Cambria"/>
+                <w:noProof/>
+                <w:lang w:val="vi-VN"/>
+              </w:rPr>
+            </w:pPr>
+            <w:r>
+              <w:rPr>
+                <w:rFonts w:ascii="Cambria" w:hAnsi="Cambria"/>
+                <w:b/>
+                <w:noProof/>
+                <w:lang w:val="vi-VN"/>
+              </w:rPr>
+              <w:t>4</w:t>
+            </w:r>
+            <w:r>
+              <w:rPr>
+                <w:rFonts w:ascii="Cambria" w:hAnsi="Cambria"/>
+                <w:noProof/>
+                <w:lang w:val="vi-VN"/>
+              </w:rPr>
+              <w:t xml:space="preserve">. </w:t>
+            </w:r>
+            <w:r>
+              <w:rPr>
+                <w:rFonts w:ascii="Cambria" w:hAnsi="Cambria"/>
+                <w:b/>
+                <w:bCs/>
+                <w:noProof/>
+                <w:lang w:val="vi-VN"/>
+              </w:rPr>
+              <w:t>Gia-đình</w:t>
+            </w:r>
+            <w:r>
+              <w:rPr>
+                <w:rFonts w:ascii="Cambria" w:hAnsi="Cambria"/>
+                <w:noProof/>
+                <w:lang w:val="vi-VN"/>
+              </w:rPr>
+              <w:t>:</w:t>
+            </w:r>
+          </w:p>
+          <w:p>
+            <w:pPr>
+              <w:spacing w:line="276" w:lineRule="auto"/>
+              <w:jc w:val="both"/>
+              <w:rPr>
+                <w:rFonts w:ascii="Cambria" w:hAnsi="Cambria"/>
+                <w:noProof/>
+                <w:lang w:val="vi-VN"/>
+              </w:rPr>
+            </w:pPr>
+            <w:r>
+              <w:rPr>
+                <w:rFonts w:ascii="Cambria" w:hAnsi="Cambria"/>
+                <w:noProof/>
+                <w:lang w:val="vi-VN"/>
+              </w:rPr>
+              <w:t>“Nếu ai không cấp dưỡng cho bà con mình, nhất là cho chính gia đình mình thì người ấy đã chối bỏ đức tin, còn tệ hơn người không tin nữa.” – 1 Ti-mô-thê 5:8</w:t>
+            </w:r>
+          </w:p>
+          <w:p>
+            <w:pPr>
+              <w:spacing w:line="276" w:lineRule="auto"/>
+              <w:jc w:val="both"/>
+              <w:rPr>
+                <w:rFonts w:ascii="Cambria" w:hAnsi="Cambria"/>
+                <w:noProof/>
+                <w:lang w:val="vi-VN"/>
+              </w:rPr>
+            </w:pPr>
+          </w:p>
+          <w:p>
+            <w:pPr>
+              <w:spacing w:line="360" w:lineRule="auto"/>
+              <w:jc w:val="both"/>
+              <w:rPr>
+                <w:rFonts w:ascii="Times New Roman" w:eastAsia="Times New Roman" w:hAnsi="Times New Roman" w:cs="Times New Roman"/>
+                <w:kern w:val="0"/>
+                <w:sz w:val="12"/>
+                <w:lang w:val="vi-VN" w:eastAsia="ko-KR"/>
+                <w14:ligatures w14:val="none"/>
+              </w:rPr>
+            </w:pPr>
+            <w:r>
+              <w:rPr>
+                <w:rFonts w:ascii="Cambria" w:eastAsia="Times New Roman" w:hAnsi="Cambria" w:cs="Times New Roman"/>
+                <w:b/>
+                <w:bCs/>
+                <w:color w:val="000000"/>
+                <w:kern w:val="24"/>
+                <w:szCs w:val="48"/>
+                <w:lang w:val="vi-VN" w:eastAsia="ko-KR"/>
+                <w14:ligatures w14:val="none"/>
+              </w:rPr>
+              <w:t xml:space="preserve">5. </w:t>
+            </w:r>
+            <w:r>
+              <w:rPr>
+                <w:rFonts w:ascii="Cambria" w:eastAsia="Times New Roman" w:hAnsi="Cambria" w:cs="Times New Roman"/>
+                <w:b/>
+                <w:bCs/>
+                <w:color w:val="000000"/>
+                <w:kern w:val="24"/>
+                <w:szCs w:val="48"/>
+                <w:lang w:val="vi-VN" w:eastAsia="ko-KR"/>
+                <w14:ligatures w14:val="none"/>
+              </w:rPr>
+              <w:t>Giúp đỡ và chia sẻ | làm việc lành</w:t>
+            </w:r>
+            <w:r>
+              <w:rPr>
+                <w:rFonts w:ascii="Cambria" w:eastAsia="Times New Roman" w:hAnsi="Cambria" w:cs="Times New Roman"/>
+                <w:color w:val="000000"/>
+                <w:kern w:val="24"/>
+                <w:szCs w:val="48"/>
+                <w:lang w:val="vi-VN" w:eastAsia="ko-KR"/>
+                <w14:ligatures w14:val="none"/>
+              </w:rPr>
+              <w:t xml:space="preserve">: </w:t>
+            </w:r>
+          </w:p>
+          <w:p>
+            <w:pPr>
+              <w:spacing w:line="360" w:lineRule="auto"/>
+              <w:jc w:val="both"/>
+              <w:rPr>
+                <w:rFonts w:ascii="Cambria" w:hAnsi="Cambria"/>
+                <w:noProof/>
+                <w:lang w:val="vi-VN"/>
+              </w:rPr>
+            </w:pPr>
+            <w:r>
+              <w:rPr>
+                <w:rFonts w:ascii="Cambria" w:hAnsi="Cambria"/>
+                <w:noProof/>
+                <w:lang w:val="vi-VN"/>
+              </w:rPr>
+              <w:t>“</w:t>
+            </w:r>
+            <w:r>
+              <w:rPr>
+                <w:rFonts w:ascii="Cambria" w:hAnsi="Cambria"/>
+                <w:noProof/>
+                <w:vertAlign w:val="superscript"/>
+                <w:lang w:val="vi-VN"/>
+              </w:rPr>
+              <w:t>17</w:t>
+            </w:r>
+            <w:r>
+              <w:rPr>
+                <w:rFonts w:ascii="Cambria" w:hAnsi="Cambria"/>
+                <w:noProof/>
+                <w:lang w:val="vi-VN"/>
+              </w:rPr>
+              <w:t>Hãy răn-bảo kẻ giàu ở thế-gian nầy đừng kiêu-ngạo và đừng để lòng trông-cậy nơi của-cải không chắc-chắn, nhưng hãy để lòng trông-cậy nơi Đức Chúa Trời, là Đấng mỗi ngày ban mọi vật dư-dật cho chúng ta được hưởng. </w:t>
+            </w:r>
+            <w:r>
+              <w:rPr>
+                <w:rFonts w:ascii="Cambria" w:hAnsi="Cambria"/>
+                <w:noProof/>
+                <w:vertAlign w:val="superscript"/>
+                <w:lang w:val="vi-VN"/>
+              </w:rPr>
+              <w:t>18</w:t>
+            </w:r>
+            <w:r>
+              <w:rPr>
+                <w:rFonts w:ascii="Cambria" w:hAnsi="Cambria"/>
+                <w:noProof/>
+                <w:lang w:val="vi-VN"/>
+              </w:rPr>
+              <w:t xml:space="preserve">Hãy răn-bảo họ </w:t>
+            </w:r>
+            <w:r>
+              <w:rPr>
+                <w:rFonts w:ascii="Cambria" w:hAnsi="Cambria"/>
+                <w:b/>
+                <w:noProof/>
+                <w:lang w:val="vi-VN"/>
+              </w:rPr>
+              <w:t>làm điều lành</w:t>
+            </w:r>
+            <w:r>
+              <w:rPr>
+                <w:rFonts w:ascii="Cambria" w:hAnsi="Cambria"/>
+                <w:noProof/>
+                <w:lang w:val="vi-VN"/>
+              </w:rPr>
+              <w:t xml:space="preserve">, </w:t>
+            </w:r>
+            <w:r>
+              <w:rPr>
+                <w:rFonts w:ascii="Cambria" w:hAnsi="Cambria"/>
+                <w:b/>
+                <w:noProof/>
+                <w:lang w:val="vi-VN"/>
+              </w:rPr>
+              <w:t>làm nhiều việc phước-đức</w:t>
+            </w:r>
+            <w:r>
+              <w:rPr>
+                <w:rFonts w:ascii="Cambria" w:hAnsi="Cambria"/>
+                <w:noProof/>
+                <w:lang w:val="vi-VN"/>
+              </w:rPr>
+              <w:t xml:space="preserve">, </w:t>
+            </w:r>
+            <w:r>
+              <w:rPr>
+                <w:rFonts w:ascii="Cambria" w:hAnsi="Cambria"/>
+                <w:b/>
+                <w:noProof/>
+                <w:lang w:val="vi-VN"/>
+              </w:rPr>
+              <w:t>kíp ban-phát và phân-chia của mình có</w:t>
+            </w:r>
+            <w:r>
+              <w:rPr>
+                <w:rFonts w:ascii="Cambria" w:hAnsi="Cambria"/>
+                <w:noProof/>
+                <w:lang w:val="vi-VN"/>
+              </w:rPr>
+              <w:t>, </w:t>
+            </w:r>
+            <w:r>
+              <w:rPr>
+                <w:rFonts w:ascii="Cambria" w:hAnsi="Cambria"/>
+                <w:noProof/>
+                <w:vertAlign w:val="superscript"/>
+                <w:lang w:val="vi-VN"/>
+              </w:rPr>
+              <w:t>19</w:t>
+            </w:r>
+            <w:r>
+              <w:rPr>
+                <w:rFonts w:ascii="Cambria" w:hAnsi="Cambria"/>
+                <w:noProof/>
+                <w:lang w:val="vi-VN"/>
+              </w:rPr>
+              <w:t>vậy thì dồn-chứa về ngày sau một cái nền tốt và bền-vững cho mình, để được cầm lấy sự sống thật.” - 1 Ti-mô-thê 6:17-19</w:t>
+            </w:r>
+          </w:p>
+          <w:p>
+            <w:pPr>
+              <w:spacing w:line="276" w:lineRule="auto"/>
+              <w:jc w:val="both"/>
+              <w:rPr>
+                <w:rFonts w:ascii="Cambria" w:hAnsi="Cambria"/>
+                <w:noProof/>
+                <w:lang w:val="vi-VN"/>
+              </w:rPr>
+            </w:pPr>
+          </w:p>
+          <w:p>
+            <w:pPr>
+              <w:spacing w:line="276" w:lineRule="auto"/>
+              <w:jc w:val="both"/>
+              <w:rPr>
+                <w:rFonts w:ascii="Cambria" w:hAnsi="Cambria"/>
+                <w:noProof/>
+              </w:rPr>
+            </w:pPr>
+            <w:r>
+              <w:rPr>
+                <w:rFonts w:ascii="Cambria" w:hAnsi="Cambria"/>
+                <w:noProof/>
+              </w:rPr>
+              <w:t>[</w:t>
+            </w:r>
+            <w:r>
+              <w:rPr>
+                <w:rFonts w:ascii="Cambria" w:hAnsi="Cambria"/>
+                <w:b/>
+                <w:noProof/>
+              </w:rPr>
+              <w:t>Chia sẻ về bức tranh tài chính</w:t>
+            </w:r>
+            <w:r>
+              <w:rPr>
+                <w:rFonts w:ascii="Cambria" w:hAnsi="Cambria"/>
+                <w:noProof/>
+              </w:rPr>
+              <w:t>]</w:t>
+            </w:r>
+          </w:p>
+          <w:p>
+            <w:pPr>
+              <w:spacing w:line="276" w:lineRule="auto"/>
+              <w:ind w:left="720"/>
+              <w:jc w:val="both"/>
+              <w:rPr>
+                <w:rFonts w:ascii="Cambria" w:hAnsi="Cambria"/>
+                <w:noProof/>
+              </w:rPr>
+            </w:pPr>
+            <w:r>
+              <w:rPr>
+                <w:rFonts w:ascii="Cambria" w:hAnsi="Cambria"/>
+                <w:noProof/>
+              </w:rPr>
+              <w:drawing>
+                <wp:inline distT="0" distB="0" distL="0" distR="0" wp14:anchorId="5CB07176" wp14:editId="596FBD9D">
+                  <wp:extent cx="2743200" cy="1486593"/>
+                  <wp:effectExtent l="0" t="0" r="0" b="0"/>
+                  <wp:docPr id="1" name="Picture 1"/>
+                  <wp:cNvGraphicFramePr>
+                    <a:graphicFrameLocks xmlns:a="http://schemas.openxmlformats.org/drawingml/2006/main" noChangeAspect="1"/>
+                  </wp:cNvGraphicFramePr>
+                  <a:graphic xmlns:a="http://schemas.openxmlformats.org/drawingml/2006/main">
+                    <a:graphicData uri="http://schemas.openxmlformats.org/drawingml/2006/picture">
+                      <pic:pic xmlns:pic="http://schemas.openxmlformats.org/drawingml/2006/picture">
+                        <pic:nvPicPr>
+                          <pic:cNvPr id="1" name=""/>
+                          <pic:cNvPicPr/>
+                        </pic:nvPicPr>
+                        <pic:blipFill>
+                          <a:blip r:embed="rId15"/>
+                          <a:stretch>
+                            <a:fillRect/>
+                          </a:stretch>
+                        </pic:blipFill>
+                        <pic:spPr>
+                          <a:xfrm>
+                            <a:off x="0" y="0"/>
+                            <a:ext cx="2765346" cy="1498594"/>
+                          </a:xfrm>
+                          <a:prstGeom prst="rect">
+                            <a:avLst/>
+                          </a:prstGeom>
+                        </pic:spPr>
+                      </pic:pic>
+                    </a:graphicData>
+                  </a:graphic>
+                </wp:inline>
+              </w:drawing>
+            </w:r>
+            <w:r>
+              <w:rPr>
+                <w:rFonts w:ascii="Cambria" w:hAnsi="Cambria"/>
+                <w:noProof/>
+              </w:rPr>
+              <w:drawing>
+                <wp:inline distT="0" distB="0" distL="0" distR="0" wp14:anchorId="5307B1C3" wp14:editId="693B7196">
+                  <wp:extent cx="2699468" cy="1406009"/>
+                  <wp:effectExtent l="0" t="0" r="5715" b="3810"/>
+                  <wp:docPr id="11" name="Picture 11"/>
+                  <wp:cNvGraphicFramePr>
+                    <a:graphicFrameLocks xmlns:a="http://schemas.openxmlformats.org/drawingml/2006/main" noChangeAspect="1"/>
+                  </wp:cNvGraphicFramePr>
+                  <a:graphic xmlns:a="http://schemas.openxmlformats.org/drawingml/2006/main">
+                    <a:graphicData uri="http://schemas.openxmlformats.org/drawingml/2006/picture">
+                      <pic:pic xmlns:pic="http://schemas.openxmlformats.org/drawingml/2006/picture">
+                        <pic:nvPicPr>
+                          <pic:cNvPr id="1" name=""/>
+                          <pic:cNvPicPr/>
+                        </pic:nvPicPr>
+                        <pic:blipFill>
+                          <a:blip r:embed="rId16"/>
+                          <a:stretch>
+                            <a:fillRect/>
+                          </a:stretch>
+                        </pic:blipFill>
+                        <pic:spPr>
+                          <a:xfrm>
+                            <a:off x="0" y="0"/>
+                            <a:ext cx="2715288" cy="1414249"/>
+                          </a:xfrm>
+                          <a:prstGeom prst="rect">
+                            <a:avLst/>
+                          </a:prstGeom>
+                        </pic:spPr>
+                      </pic:pic>
+                    </a:graphicData>
+                  </a:graphic>
+                </wp:inline>
+              </w:drawing>
+            </w:r>
+          </w:p>
+          <w:p>
+            <w:pPr>
+              <w:spacing w:line="276" w:lineRule="auto"/>
+              <w:ind w:left="720"/>
+              <w:jc w:val="both"/>
+              <w:rPr>
+                <w:rFonts w:ascii="Cambria" w:hAnsi="Cambria"/>
+                <w:noProof/>
+              </w:rPr>
+            </w:pPr>
+            <w:r>
+              <w:rPr>
+                <w:rFonts w:ascii="Cambria" w:hAnsi="Cambria"/>
+                <w:noProof/>
+              </w:rPr>
+              <w:lastRenderedPageBreak/>
+              <w:drawing>
+                <wp:inline distT="0" distB="0" distL="0" distR="0" wp14:anchorId="5F187C71" wp14:editId="4C4019F8">
+                  <wp:extent cx="2755127" cy="1311906"/>
+                  <wp:effectExtent l="0" t="0" r="7620" b="3175"/>
+                  <wp:docPr id="12" name="Picture 12"/>
+                  <wp:cNvGraphicFramePr>
+                    <a:graphicFrameLocks xmlns:a="http://schemas.openxmlformats.org/drawingml/2006/main" noChangeAspect="1"/>
+                  </wp:cNvGraphicFramePr>
+                  <a:graphic xmlns:a="http://schemas.openxmlformats.org/drawingml/2006/main">
+                    <a:graphicData uri="http://schemas.openxmlformats.org/drawingml/2006/picture">
+                      <pic:pic xmlns:pic="http://schemas.openxmlformats.org/drawingml/2006/picture">
+                        <pic:nvPicPr>
+                          <pic:cNvPr id="1" name=""/>
+                          <pic:cNvPicPr/>
+                        </pic:nvPicPr>
+                        <pic:blipFill>
+                          <a:blip r:embed="rId17"/>
+                          <a:stretch>
+                            <a:fillRect/>
+                          </a:stretch>
+                        </pic:blipFill>
+                        <pic:spPr>
+                          <a:xfrm>
+                            <a:off x="0" y="0"/>
+                            <a:ext cx="2774533" cy="1321146"/>
+                          </a:xfrm>
+                          <a:prstGeom prst="rect">
+                            <a:avLst/>
+                          </a:prstGeom>
+                        </pic:spPr>
+                      </pic:pic>
+                    </a:graphicData>
+                  </a:graphic>
+                </wp:inline>
+              </w:drawing>
+            </w:r>
+            <w:r>
+              <w:rPr>
+                <w:rFonts w:ascii="Cambria" w:hAnsi="Cambria"/>
+                <w:noProof/>
+              </w:rPr>
+              <w:drawing>
+                <wp:inline distT="0" distB="0" distL="0" distR="0" wp14:anchorId="2CBC9C8C" wp14:editId="5ACE7C34">
+                  <wp:extent cx="2969573" cy="1699508"/>
+                  <wp:effectExtent l="0" t="0" r="2540" b="0"/>
+                  <wp:docPr id="13" name="Picture 13"/>
+                  <wp:cNvGraphicFramePr>
+                    <a:graphicFrameLocks xmlns:a="http://schemas.openxmlformats.org/drawingml/2006/main" noChangeAspect="1"/>
+                  </wp:cNvGraphicFramePr>
+                  <a:graphic xmlns:a="http://schemas.openxmlformats.org/drawingml/2006/main">
+                    <a:graphicData uri="http://schemas.openxmlformats.org/drawingml/2006/picture">
+                      <pic:pic xmlns:pic="http://schemas.openxmlformats.org/drawingml/2006/picture">
+                        <pic:nvPicPr>
+                          <pic:cNvPr id="1" name=""/>
+                          <pic:cNvPicPr/>
+                        </pic:nvPicPr>
+                        <pic:blipFill>
+                          <a:blip r:embed="rId18"/>
+                          <a:stretch>
+                            <a:fillRect/>
+                          </a:stretch>
+                        </pic:blipFill>
+                        <pic:spPr>
+                          <a:xfrm>
+                            <a:off x="0" y="0"/>
+                            <a:ext cx="2983501" cy="1707479"/>
+                          </a:xfrm>
+                          <a:prstGeom prst="rect">
+                            <a:avLst/>
+                          </a:prstGeom>
+                        </pic:spPr>
+                      </pic:pic>
+                    </a:graphicData>
+                  </a:graphic>
+                </wp:inline>
+              </w:drawing>
+            </w:r>
+            <w:r>
+              <w:rPr>
+                <w:noProof/>
+                <w:lang w:eastAsia="ko-KR"/>
+              </w:rPr>
+              <w:t xml:space="preserve"> </w:t>
+            </w:r>
+          </w:p>
+          <w:p>
+            <w:pPr>
+              <w:spacing w:line="276" w:lineRule="auto"/>
+              <w:jc w:val="both"/>
+              <w:rPr>
+                <w:rFonts w:ascii="Cambria" w:hAnsi="Cambria"/>
+                <w:noProof/>
+              </w:rPr>
+            </w:pPr>
+          </w:p>
+          <w:p>
+            <w:pPr>
+              <w:spacing w:line="276" w:lineRule="auto"/>
+              <w:jc w:val="both"/>
+              <w:rPr>
+                <w:rFonts w:ascii="Cambria" w:hAnsi="Cambria"/>
+                <w:noProof/>
+                <w:lang w:val="vi-VN"/>
+              </w:rPr>
+            </w:pPr>
+          </w:p>
+          <w:p>
+            <w:pPr>
+              <w:spacing w:line="276" w:lineRule="auto"/>
+              <w:jc w:val="both"/>
+              <w:rPr>
+                <w:rFonts w:ascii="Cambria" w:hAnsi="Cambria"/>
+                <w:noProof/>
+                <w:lang w:val="vi-VN"/>
+              </w:rPr>
+            </w:pPr>
+            <w:r>
+              <w:rPr>
+                <w:rFonts w:ascii="Cambria" w:hAnsi="Cambria"/>
+                <w:b/>
+                <w:noProof/>
+                <w:lang w:val="vi-VN"/>
+              </w:rPr>
+              <w:t>Nguyên tắc</w:t>
+            </w:r>
+            <w:r>
+              <w:rPr>
+                <w:rFonts w:ascii="Cambria" w:hAnsi="Cambria"/>
+                <w:noProof/>
+                <w:lang w:val="vi-VN"/>
+              </w:rPr>
+              <w:t>:</w:t>
+            </w:r>
+          </w:p>
+          <w:p>
+            <w:pPr>
+              <w:spacing w:line="276" w:lineRule="auto"/>
+              <w:jc w:val="both"/>
+              <w:rPr>
+                <w:rFonts w:ascii="Cambria" w:hAnsi="Cambria"/>
+                <w:noProof/>
+                <w:lang w:val="vi-VN"/>
+              </w:rPr>
+            </w:pPr>
+            <w:r>
+              <w:rPr>
+                <w:rFonts w:ascii="Cambria" w:hAnsi="Cambria"/>
+                <w:b/>
+                <w:noProof/>
+                <w:lang w:val="vi-VN"/>
+              </w:rPr>
+              <w:t>Force – Reward</w:t>
+            </w:r>
+            <w:r>
+              <w:rPr>
+                <w:rFonts w:ascii="Cambria" w:hAnsi="Cambria"/>
+                <w:b/>
+                <w:noProof/>
+                <w:lang w:val="vi-VN"/>
+              </w:rPr>
+              <w:t xml:space="preserve">: </w:t>
+            </w:r>
+            <w:r>
+              <w:rPr>
+                <w:rFonts w:ascii="Cambria" w:hAnsi="Cambria"/>
+                <w:noProof/>
+                <w:lang w:val="vi-VN"/>
+              </w:rPr>
+              <w:t>Nguyên tắ</w:t>
+            </w:r>
+            <w:r>
+              <w:rPr>
+                <w:rFonts w:ascii="Cambria" w:hAnsi="Cambria"/>
+                <w:noProof/>
+                <w:lang w:val="vi-VN"/>
+              </w:rPr>
+              <w:t xml:space="preserve">c này tạo ra dựa trên sự vâng lời và sự hiếu kính: chúng ta chấp nhận và hạ mình để đi theo ý muốn Chúa cũng như là sẵn sàng </w:t>
+            </w:r>
+            <w:r>
+              <w:rPr>
+                <w:rFonts w:ascii="Cambria" w:hAnsi="Cambria"/>
+                <w:noProof/>
+                <w:lang w:val="vi-VN"/>
+              </w:rPr>
+              <w:t>chịu vất vả nhiều hơn để cha mẹ chúng ta đỡ vất vả hơn.</w:t>
+            </w:r>
+          </w:p>
+          <w:p>
+            <w:pPr>
+              <w:pStyle w:val="ListParagraph"/>
+              <w:numPr>
+                <w:ilvl w:val="0"/>
                 <w:numId w:val="3"/>
               </w:numPr>
               <w:spacing w:line="276" w:lineRule="auto"/>
@@ -10060,15 +10377,14 @@
                 <w:noProof/>
                 <w:lang w:val="vi-VN"/>
               </w:rPr>
-              <w:lastRenderedPageBreak/>
-              <w:t>Quy định về mức chúng ta sử dụng cho 1 tháng</w:t>
+              <w:t>Force:</w:t>
             </w:r>
           </w:p>
           <w:p>
             <w:pPr>
               <w:pStyle w:val="ListParagraph"/>
               <w:numPr>
-                <w:ilvl w:val="5"/>
+                <w:ilvl w:val="1"/>
                 <w:numId w:val="3"/>
               </w:numPr>
               <w:spacing w:line="276" w:lineRule="auto"/>
@@ -10082,23 +10398,16 @@
               <w:rPr>
                 <w:rFonts w:ascii="Cambria" w:hAnsi="Cambria"/>
                 <w:noProof/>
-              </w:rPr>
-              <w:t>Chấp</w:t>
-            </w:r>
-            <w:r>
-              <w:rPr>
-                <w:rFonts w:ascii="Cambria" w:hAnsi="Cambria"/>
-                <w:noProof/>
-                <w:lang w:val="vi-VN"/>
-              </w:rPr>
-              <w:t xml:space="preserve"> nhận sử dụng đồ cũ nếu không cần thiết – đừng yêu cầu ba mẹ phải mua cho mình đồ mới nếu chúng ta chưa có tiền.</w:t>
+                <w:lang w:val="vi-VN"/>
+              </w:rPr>
+              <w:t>Quy định về mức chúng ta sử dụng cho 1 tháng</w:t>
             </w:r>
           </w:p>
           <w:p>
             <w:pPr>
               <w:pStyle w:val="ListParagraph"/>
               <w:numPr>
-                <w:ilvl w:val="5"/>
+                <w:ilvl w:val="1"/>
                 <w:numId w:val="3"/>
               </w:numPr>
               <w:spacing w:line="276" w:lineRule="auto"/>
@@ -10113,22 +10422,22 @@
                 <w:rFonts w:ascii="Cambria" w:hAnsi="Cambria"/>
                 <w:noProof/>
               </w:rPr>
-              <w:t>Sẵn</w:t>
-            </w:r>
-            <w:r>
-              <w:rPr>
-                <w:rFonts w:ascii="Cambria" w:hAnsi="Cambria"/>
-                <w:noProof/>
-                <w:lang w:val="vi-VN"/>
-              </w:rPr>
-              <w:t xml:space="preserve"> sàng chịu khổ - nghĩa là chấp nhận hi sinh những cái không cần thiết – ví dụ: caffee với bạn bè -&gt; hạn chế lại! </w:t>
+              <w:t>Chấp</w:t>
+            </w:r>
+            <w:r>
+              <w:rPr>
+                <w:rFonts w:ascii="Cambria" w:hAnsi="Cambria"/>
+                <w:noProof/>
+                <w:lang w:val="vi-VN"/>
+              </w:rPr>
+              <w:t xml:space="preserve"> nhận sử dụng đồ cũ nếu không cần thiết – đừng yêu cầu ba mẹ phải mua cho mình đồ mới nếu chúng ta chưa có tiền.</w:t>
             </w:r>
           </w:p>
           <w:p>
             <w:pPr>
               <w:pStyle w:val="ListParagraph"/>
               <w:numPr>
-                <w:ilvl w:val="4"/>
+                <w:ilvl w:val="1"/>
                 <w:numId w:val="3"/>
               </w:numPr>
               <w:spacing w:line="276" w:lineRule="auto"/>
@@ -10142,16 +10451,38 @@
               <w:rPr>
                 <w:rFonts w:ascii="Cambria" w:hAnsi="Cambria"/>
                 <w:noProof/>
-                <w:lang w:val="vi-VN"/>
-              </w:rPr>
-              <w:t>Reward:</w:t>
+              </w:rPr>
+              <w:t>Sẵn</w:t>
+            </w:r>
+            <w:r>
+              <w:rPr>
+                <w:rFonts w:ascii="Cambria" w:hAnsi="Cambria"/>
+                <w:noProof/>
+                <w:lang w:val="vi-VN"/>
+              </w:rPr>
+              <w:t xml:space="preserve"> sàng chịu khổ - nghĩa là chấp nhận hi sinh những cái không cần thiết – ví dụ: </w:t>
+            </w:r>
+            <w:r>
+              <w:rPr>
+                <w:rFonts w:ascii="Cambria" w:hAnsi="Cambria"/>
+                <w:noProof/>
+              </w:rPr>
+              <w:t>coffee</w:t>
+            </w:r>
+            <w:r>
+              <w:rPr>
+                <w:rFonts w:ascii="Cambria" w:hAnsi="Cambria"/>
+                <w:noProof/>
+                <w:lang w:val="vi-VN"/>
+              </w:rPr>
+              <w:t xml:space="preserve"> với bạn bè -&gt; hạn chế lại! </w:t>
             </w:r>
           </w:p>
           <w:p>
             <w:pPr>
               <w:pStyle w:val="ListParagraph"/>
               <w:numPr>
-                <w:ilvl w:val="5"/>
+                <w:ilvl w:val="0"/>
                 <w:numId w:val="3"/>
               </w:numPr>
               <w:spacing w:line="276" w:lineRule="auto"/>
@@ -10167,14 +10498,14 @@
                 <w:noProof/>
                 <w:lang w:val="vi-VN"/>
               </w:rPr>
-              <w:t xml:space="preserve">Sau một thời gian vật vả - hãy </w:t>
+              <w:t>Reward:</w:t>
             </w:r>
           </w:p>
           <w:p>
             <w:pPr>
               <w:pStyle w:val="ListParagraph"/>
               <w:numPr>
-                <w:ilvl w:val="3"/>
+                <w:ilvl w:val="1"/>
                 <w:numId w:val="3"/>
               </w:numPr>
               <w:spacing w:line="276" w:lineRule="auto"/>
@@ -10188,38 +10519,44 @@
               <w:rPr>
                 <w:rFonts w:ascii="Cambria" w:hAnsi="Cambria"/>
                 <w:noProof/>
-              </w:rPr>
-              <w:t>Nh</w:t>
-            </w:r>
-            <w:r>
-              <w:rPr>
-                <w:rFonts w:ascii="Cambria" w:hAnsi="Cambria"/>
-                <w:noProof/>
-                <w:lang w:val="vi-VN"/>
-              </w:rPr>
-              <w:t>ắc lại những ví dụ về</w:t>
-            </w:r>
-            <w:r>
-              <w:rPr>
-                <w:rFonts w:ascii="Cambria" w:hAnsi="Cambria"/>
-                <w:noProof/>
-              </w:rPr>
-              <w:t xml:space="preserve"> c</w:t>
-            </w:r>
-            <w:r>
-              <w:rPr>
-                <w:rFonts w:ascii="Cambria" w:hAnsi="Cambria"/>
-                <w:noProof/>
-                <w:lang w:val="vi-VN"/>
-              </w:rPr>
-              <w:t>ác khoản chi mà các bạn đang có:</w:t>
+                <w:lang w:val="vi-VN"/>
+              </w:rPr>
+              <w:t xml:space="preserve">Sau một thời gian vật vả - hãy </w:t>
+            </w:r>
+            <w:r>
+              <w:rPr>
+                <w:rFonts w:ascii="Cambria" w:hAnsi="Cambria"/>
+                <w:noProof/>
+              </w:rPr>
+              <w:t>tự thưởng cho mình một cái gì đó để làm động lực – thường thì Triều hay đi ăn một mình hoặc thỉnh thoảng sẽ mời ai đó đi ăn – ăn lẩu, ăn gì đó ngon ngon trong lượ</w:t>
+            </w:r>
+            <w:r>
+              <w:rPr>
+                <w:rFonts w:ascii="Cambria" w:hAnsi="Cambria"/>
+                <w:noProof/>
+              </w:rPr>
+              <w:t>ng budget mà mình có</w:t>
+            </w:r>
+            <w:r>
+              <w:rPr>
+                <w:rFonts w:ascii="Cambria" w:hAnsi="Cambria"/>
+                <w:noProof/>
+              </w:rPr>
+              <w:t xml:space="preserve"> để ấn định số tiền mình nên thưởng cho mình</w:t>
+            </w:r>
+            <w:r>
+              <w:rPr>
+                <w:rFonts w:ascii="Cambria" w:hAnsi="Cambria"/>
+                <w:noProof/>
+              </w:rPr>
+              <w:t>.</w:t>
             </w:r>
           </w:p>
           <w:p>
             <w:pPr>
               <w:pStyle w:val="ListParagraph"/>
               <w:numPr>
-                <w:ilvl w:val="4"/>
+                <w:ilvl w:val="1"/>
                 <w:numId w:val="3"/>
               </w:numPr>
               <w:spacing w:line="276" w:lineRule="auto"/>
@@ -10233,16 +10570,38 @@
               <w:rPr>
                 <w:rFonts w:ascii="Cambria" w:hAnsi="Cambria"/>
                 <w:noProof/>
-                <w:lang w:val="vi-VN"/>
-              </w:rPr>
-              <w:t>Lưu ý đối với sinh viên thì không cần phải chi tiêu theo như cách mà người đi làm handle – giống như cách hiện tại Triều đang chia khoảng tiền để dùng</w:t>
+              </w:rPr>
+              <w:t>Nh</w:t>
+            </w:r>
+            <w:r>
+              <w:rPr>
+                <w:rFonts w:ascii="Cambria" w:hAnsi="Cambria"/>
+                <w:noProof/>
+                <w:lang w:val="vi-VN"/>
+              </w:rPr>
+              <w:t>ắc lại những ví dụ về</w:t>
+            </w:r>
+            <w:r>
+              <w:rPr>
+                <w:rFonts w:ascii="Cambria" w:hAnsi="Cambria"/>
+                <w:noProof/>
+              </w:rPr>
+              <w:t xml:space="preserve"> c</w:t>
+            </w:r>
+            <w:r>
+              <w:rPr>
+                <w:rFonts w:ascii="Cambria" w:hAnsi="Cambria"/>
+                <w:noProof/>
+                <w:lang w:val="vi-VN"/>
+              </w:rPr>
+              <w:t>ác khoản chi mà các bạn đang có:</w:t>
             </w:r>
           </w:p>
           <w:p>
             <w:pPr>
               <w:pStyle w:val="ListParagraph"/>
               <w:numPr>
-                <w:ilvl w:val="4"/>
+                <w:ilvl w:val="2"/>
                 <w:numId w:val="3"/>
               </w:numPr>
               <w:spacing w:line="276" w:lineRule="auto"/>
@@ -10250,16 +10609,845 @@
               <w:rPr>
                 <w:rFonts w:ascii="Cambria" w:hAnsi="Cambria"/>
                 <w:noProof/>
-                <w:lang w:val="vi-VN"/>
-              </w:rPr>
-            </w:pPr>
-            <w:r>
-              <w:rPr>
-                <w:rFonts w:ascii="Cambria" w:hAnsi="Cambria"/>
-                <w:noProof/>
-                <w:lang w:val="vi-VN"/>
-              </w:rPr>
-              <w:t>Nhưng đối với sinh viên: hãy dành lại một phần 10 tất cả số tiền mình có và còn lại các bạn sử dụng số tiền đó đúng mục đích là được! Không cần phải tiết kiệm (nếu lượng tiền các bạn nhiều hơn 4 triệu -&gt; hãy tiết kiệm một ít – 5% ~ 200k/tháng)</w:t>
+              </w:rPr>
+            </w:pPr>
+            <w:r>
+              <w:rPr>
+                <w:rFonts w:ascii="Cambria" w:hAnsi="Cambria"/>
+                <w:noProof/>
+                <w:lang w:val="vi-VN"/>
+              </w:rPr>
+              <w:t>Lưu ý đối với sinh viên thì không cần phải chi tiêu theo như cách mà người đi làm handle – giống như cách hiện tại Triều đang chia khoảng tiền để dùng</w:t>
+            </w:r>
+          </w:p>
+          <w:p>
+            <w:pPr>
+              <w:pStyle w:val="ListParagraph"/>
+              <w:numPr>
+                <w:ilvl w:val="2"/>
+                <w:numId w:val="3"/>
+              </w:numPr>
+              <w:spacing w:line="276" w:lineRule="auto"/>
+              <w:jc w:val="both"/>
+              <w:rPr>
+                <w:rFonts w:ascii="Cambria" w:hAnsi="Cambria"/>
+                <w:noProof/>
+                <w:lang w:val="vi-VN"/>
+              </w:rPr>
+            </w:pPr>
+            <w:r>
+              <w:rPr>
+                <w:rFonts w:ascii="Cambria" w:hAnsi="Cambria"/>
+                <w:noProof/>
+                <w:lang w:val="vi-VN"/>
+              </w:rPr>
+              <w:t>Nhưng đối với sinh viên: hãy dành lạ</w:t>
+            </w:r>
+            <w:r>
+              <w:rPr>
+                <w:rFonts w:ascii="Cambria" w:hAnsi="Cambria"/>
+                <w:noProof/>
+                <w:lang w:val="vi-VN"/>
+              </w:rPr>
+              <w:t>i 1/</w:t>
+            </w:r>
+            <w:r>
+              <w:rPr>
+                <w:rFonts w:ascii="Cambria" w:hAnsi="Cambria"/>
+                <w:noProof/>
+                <w:lang w:val="vi-VN"/>
+              </w:rPr>
+              <w:t>10 tất cả số tiền mình có và còn lại các bạn sử dụng số tiền đó đúng mục đích là được! Không cần phải tiết kiệm (nếu lượng tiền các bạn nhiều hơn 4 triệu -&gt; hãy tiết kiệm một ít – 5% ~ 200k/tháng)</w:t>
+            </w:r>
+          </w:p>
+          <w:p>
+            <w:pPr>
+              <w:spacing w:line="276" w:lineRule="auto"/>
+              <w:jc w:val="both"/>
+              <w:rPr>
+                <w:rFonts w:ascii="Cambria" w:hAnsi="Cambria"/>
+                <w:bCs/>
+                <w:noProof/>
+                <w:lang w:val="vi-VN"/>
+              </w:rPr>
+            </w:pPr>
+          </w:p>
+          <w:p>
+            <w:pPr>
+              <w:pStyle w:val="ListParagraph"/>
+              <w:numPr>
+                <w:ilvl w:val="1"/>
+                <w:numId w:val="3"/>
+              </w:numPr>
+              <w:spacing w:line="276" w:lineRule="auto"/>
+              <w:jc w:val="both"/>
+              <w:rPr>
+                <w:rFonts w:ascii="Cambria" w:hAnsi="Cambria"/>
+                <w:bCs/>
+                <w:noProof/>
+                <w:lang w:val="vi-VN"/>
+              </w:rPr>
+            </w:pPr>
+            <w:r>
+              <w:rPr>
+                <w:rFonts w:ascii="Cambria" w:hAnsi="Cambria"/>
+                <w:bCs/>
+                <w:noProof/>
+                <w:lang w:val="vi-VN"/>
+              </w:rPr>
+              <w:t>Ngoài việc tự thưởng: reward mà chắc chắn các bạn sẽ nhận chính là niềm vui</w:t>
+            </w:r>
+          </w:p>
+          <w:p>
+            <w:pPr>
+              <w:pStyle w:val="ListParagraph"/>
+              <w:numPr>
+                <w:ilvl w:val="2"/>
+                <w:numId w:val="3"/>
+              </w:numPr>
+              <w:spacing w:line="276" w:lineRule="auto"/>
+              <w:jc w:val="both"/>
+              <w:rPr>
+                <w:rFonts w:ascii="Cambria" w:hAnsi="Cambria"/>
+                <w:bCs/>
+                <w:noProof/>
+                <w:lang w:val="vi-VN"/>
+              </w:rPr>
+            </w:pPr>
+            <w:r>
+              <w:rPr>
+                <w:rFonts w:ascii="Cambria" w:hAnsi="Cambria"/>
+                <w:bCs/>
+                <w:noProof/>
+                <w:lang w:val="vi-VN"/>
+              </w:rPr>
+              <w:t>Khi nào nhận được niềm vui đó! Triều không biết, tùy vào hoàn cảnh, tùy vào giai đoạn và tùy vào điều mà các bạn vui</w:t>
+            </w:r>
+          </w:p>
+          <w:p>
+            <w:pPr>
+              <w:pStyle w:val="ListParagraph"/>
+              <w:numPr>
+                <w:ilvl w:val="2"/>
+                <w:numId w:val="3"/>
+              </w:numPr>
+              <w:spacing w:line="276" w:lineRule="auto"/>
+              <w:jc w:val="both"/>
+              <w:rPr>
+                <w:rFonts w:ascii="Cambria" w:hAnsi="Cambria"/>
+                <w:bCs/>
+                <w:noProof/>
+                <w:lang w:val="vi-VN"/>
+              </w:rPr>
+            </w:pPr>
+            <w:r>
+              <w:rPr>
+                <w:rFonts w:ascii="Cambria" w:hAnsi="Cambria"/>
+                <w:bCs/>
+                <w:noProof/>
+                <w:lang w:val="vi-VN"/>
+              </w:rPr>
+              <w:t>Một trong những niềm vui lớn nhất của Triều sinh là sự dành dụm của Triều trước giờ đã góp phần cho sự xây dựng nhà cửa của cha mẹ</w:t>
+            </w:r>
+            <w:r>
+              <w:rPr>
+                <w:rFonts w:ascii="Cambria" w:hAnsi="Cambria"/>
+                <w:bCs/>
+                <w:noProof/>
+                <w:lang w:val="vi-VN"/>
+              </w:rPr>
+              <w:t xml:space="preserve"> - nay nhà đã xây xong rồi! </w:t>
+            </w:r>
+            <w:r>
+              <w:rPr>
+                <w:rFonts w:ascii="Cambria" w:hAnsi="Cambria"/>
+                <w:bCs/>
+                <w:noProof/>
+                <w:lang w:val="vi-VN"/>
+              </w:rPr>
+              <w:t>Triều còn hỗ trợ thêm để làm xong cái bếp nữa thôi</w:t>
+            </w:r>
+          </w:p>
+          <w:p>
+            <w:pPr>
+              <w:pStyle w:val="ListParagraph"/>
+              <w:numPr>
+                <w:ilvl w:val="2"/>
+                <w:numId w:val="3"/>
+              </w:numPr>
+              <w:spacing w:line="276" w:lineRule="auto"/>
+              <w:jc w:val="both"/>
+              <w:rPr>
+                <w:rFonts w:ascii="Cambria" w:hAnsi="Cambria"/>
+                <w:bCs/>
+                <w:noProof/>
+                <w:lang w:val="vi-VN"/>
+              </w:rPr>
+            </w:pPr>
+            <w:r>
+              <w:rPr>
+                <w:rFonts w:ascii="Cambria" w:hAnsi="Cambria"/>
+                <w:bCs/>
+                <w:noProof/>
+                <w:lang w:val="vi-VN"/>
+              </w:rPr>
+              <w:t>Ngoài ra,  Triều còn niềm vui trong việc giúp đỡ tài chính cho các bạn sinh viên đang gặp khó khăn khi ở thành phố</w:t>
+            </w:r>
+          </w:p>
+          <w:p>
+            <w:pPr>
+              <w:pStyle w:val="ListParagraph"/>
+              <w:numPr>
+                <w:ilvl w:val="2"/>
+                <w:numId w:val="3"/>
+              </w:numPr>
+              <w:spacing w:line="276" w:lineRule="auto"/>
+              <w:jc w:val="both"/>
+              <w:rPr>
+                <w:rFonts w:ascii="Cambria" w:hAnsi="Cambria"/>
+                <w:bCs/>
+                <w:noProof/>
+                <w:lang w:val="vi-VN"/>
+              </w:rPr>
+            </w:pPr>
+            <w:r>
+              <w:rPr>
+                <w:rFonts w:ascii="Cambria" w:hAnsi="Cambria"/>
+                <w:bCs/>
+                <w:noProof/>
+                <w:lang w:val="vi-VN"/>
+              </w:rPr>
+              <w:t>Cuối cùng là cũng góp phần dâng hiến cho các mục sư ở xa có được thêm ít nguồn tài chính để có thể sinh sống và tập trung hầu việc Đức Chúa Trời.</w:t>
+            </w:r>
+          </w:p>
+          <w:p>
+            <w:pPr>
+              <w:spacing w:line="276" w:lineRule="auto"/>
+              <w:jc w:val="both"/>
+              <w:rPr>
+                <w:rFonts w:ascii="Cambria" w:hAnsi="Cambria"/>
+                <w:bCs/>
+                <w:noProof/>
+                <w:lang w:val="vi-VN"/>
+              </w:rPr>
+            </w:pPr>
+          </w:p>
+          <w:p>
+            <w:pPr>
+              <w:spacing w:line="276" w:lineRule="auto"/>
+              <w:jc w:val="both"/>
+              <w:rPr>
+                <w:rFonts w:ascii="Cambria" w:hAnsi="Cambria"/>
+                <w:bCs/>
+                <w:noProof/>
+                <w:lang w:val="vi-VN"/>
+              </w:rPr>
+            </w:pPr>
+            <w:r>
+              <w:rPr>
+                <w:rFonts w:ascii="Cambria" w:hAnsi="Cambria"/>
+                <w:bCs/>
+                <w:noProof/>
+                <w:lang w:val="vi-VN"/>
+              </w:rPr>
+              <w:t>Nếu các bạn có tấm lòng muốn tham gia vào việc dâng hiến nhưng chưa biết dâng ở đâu, dâng cho ai thì có thể làm gia cùng Mục Vụ Hỗ Trợ Mục Sư, mã QR</w:t>
+            </w:r>
+            <w:r>
+              <w:rPr>
+                <w:rFonts w:ascii="Cambria" w:hAnsi="Cambria"/>
+                <w:bCs/>
+                <w:noProof/>
+                <w:lang w:val="vi-VN"/>
+              </w:rPr>
+              <w:t xml:space="preserve"> cho thư kêu gọi</w:t>
+            </w:r>
+            <w:r>
+              <w:rPr>
+                <w:rFonts w:ascii="Cambria" w:hAnsi="Cambria"/>
+                <w:bCs/>
+                <w:noProof/>
+                <w:lang w:val="vi-VN"/>
+              </w:rPr>
+              <w:t xml:space="preserve"> ở đây</w:t>
+            </w:r>
+            <w:r>
+              <w:rPr>
+                <w:rFonts w:ascii="Cambria" w:hAnsi="Cambria"/>
+                <w:bCs/>
+                <w:noProof/>
+                <w:lang w:val="vi-VN"/>
+              </w:rPr>
+              <w:t>:</w:t>
+            </w:r>
+          </w:p>
+          <w:p>
+            <w:pPr>
+              <w:spacing w:line="276" w:lineRule="auto"/>
+              <w:jc w:val="center"/>
+              <w:rPr>
+                <w:rFonts w:ascii="Cambria" w:hAnsi="Cambria"/>
+                <w:bCs/>
+                <w:noProof/>
+                <w:lang w:val="vi-VN"/>
+              </w:rPr>
+            </w:pPr>
+            <w:r>
+              <w:rPr>
+                <w:rFonts w:ascii="Cambria" w:hAnsi="Cambria"/>
+                <w:bCs/>
+                <w:noProof/>
+              </w:rPr>
+              <w:lastRenderedPageBreak/>
+              <w:drawing>
+                <wp:inline distT="0" distB="0" distL="0" distR="0" wp14:anchorId="2886811A" wp14:editId="4B138C2D">
+                  <wp:extent cx="1546529" cy="1521073"/>
+                  <wp:effectExtent l="0" t="0" r="0" b="3175"/>
+                  <wp:docPr id="14" name="Content Placeholder 4">
+                    <a:extLst xmlns:a="http://schemas.openxmlformats.org/drawingml/2006/main">
+                      <a:ext uri="{FF2B5EF4-FFF2-40B4-BE49-F238E27FC236}">
+                        <a16:creationId xmlns:p="http://schemas.openxmlformats.org/presentationml/2006/main" xmlns:a16="http://schemas.microsoft.com/office/drawing/2014/main" xmlns="" xmlns:lc="http://schemas.openxmlformats.org/drawingml/2006/lockedCanvas" id="{04BD0B6E-4C15-29AA-963C-ACC09390DAA6}"/>
+                      </a:ext>
+                    </a:extLst>
+                  </wp:docPr>
+                  <wp:cNvGraphicFramePr>
+                    <a:graphicFrameLocks xmlns:a="http://schemas.openxmlformats.org/drawingml/2006/main" noGrp="1" noChangeAspect="1"/>
+                  </wp:cNvGraphicFramePr>
+                  <a:graphic xmlns:a="http://schemas.openxmlformats.org/drawingml/2006/main">
+                    <a:graphicData uri="http://schemas.openxmlformats.org/drawingml/2006/picture">
+                      <pic:pic xmlns:pic="http://schemas.openxmlformats.org/drawingml/2006/picture">
+                        <pic:nvPicPr>
+                          <pic:cNvPr id="5" name="Content Placeholder 4">
+                            <a:extLst>
+                              <a:ext uri="{FF2B5EF4-FFF2-40B4-BE49-F238E27FC236}">
+                                <a16:creationId xmlns:p="http://schemas.openxmlformats.org/presentationml/2006/main" xmlns:a16="http://schemas.microsoft.com/office/drawing/2014/main" xmlns="" xmlns:lc="http://schemas.openxmlformats.org/drawingml/2006/lockedCanvas" id="{04BD0B6E-4C15-29AA-963C-ACC09390DAA6}"/>
+                              </a:ext>
+                            </a:extLst>
+                          </pic:cNvPr>
+                          <pic:cNvPicPr>
+                            <a:picLocks noGrp="1" noChangeAspect="1"/>
+                          </pic:cNvPicPr>
+                        </pic:nvPicPr>
+                        <pic:blipFill>
+                          <a:blip r:embed="rId19"/>
+                          <a:stretch>
+                            <a:fillRect/>
+                          </a:stretch>
+                        </pic:blipFill>
+                        <pic:spPr>
+                          <a:xfrm>
+                            <a:off x="0" y="0"/>
+                            <a:ext cx="1556853" cy="1531227"/>
+                          </a:xfrm>
+                          <a:prstGeom prst="rect">
+                            <a:avLst/>
+                          </a:prstGeom>
+                        </pic:spPr>
+                      </pic:pic>
+                    </a:graphicData>
+                  </a:graphic>
+                </wp:inline>
+              </w:drawing>
+            </w:r>
+          </w:p>
+          <w:p>
+            <w:pPr>
+              <w:spacing w:line="276" w:lineRule="auto"/>
+              <w:jc w:val="center"/>
+              <w:rPr>
+                <w:rFonts w:ascii="Cambria" w:hAnsi="Cambria"/>
+                <w:bCs/>
+                <w:noProof/>
+                <w:lang w:val="vi-VN"/>
+              </w:rPr>
+            </w:pPr>
+            <w:r>
+              <w:rPr>
+                <w:rFonts w:ascii="Cambria" w:hAnsi="Cambria"/>
+                <w:bCs/>
+                <w:noProof/>
+                <w:lang w:val="vi-VN"/>
+              </w:rPr>
+              <w:t>Thư kêu gọi</w:t>
+            </w:r>
+          </w:p>
+          <w:p>
+            <w:pPr>
+              <w:spacing w:line="276" w:lineRule="auto"/>
+              <w:jc w:val="both"/>
+              <w:rPr>
+                <w:rFonts w:ascii="Cambria" w:hAnsi="Cambria"/>
+                <w:bCs/>
+                <w:noProof/>
+                <w:lang w:val="vi-VN"/>
+              </w:rPr>
+            </w:pPr>
+            <w:r>
+              <w:rPr>
+                <w:rFonts w:ascii="Cambria" w:hAnsi="Cambria"/>
+                <w:bCs/>
+                <w:noProof/>
+                <w:lang w:val="vi-VN"/>
+              </w:rPr>
+              <w:t>Trong thư kêu gọi là số tiền cho người đi làm – nếu các bạn là sinh viên và muốn tham gia cùng thì có thể thương thảo lại mức dâng hiến của các bạn với Triều.</w:t>
+            </w:r>
+          </w:p>
+          <w:p>
+            <w:pPr>
+              <w:spacing w:line="276" w:lineRule="auto"/>
+              <w:jc w:val="both"/>
+              <w:rPr>
+                <w:rFonts w:ascii="Cambria" w:hAnsi="Cambria"/>
+                <w:bCs/>
+                <w:noProof/>
+                <w:lang w:val="vi-VN"/>
+              </w:rPr>
+            </w:pPr>
+          </w:p>
+          <w:p>
+            <w:pPr>
+              <w:spacing w:line="276" w:lineRule="auto"/>
+              <w:jc w:val="both"/>
+              <w:rPr>
+                <w:rFonts w:ascii="Cambria" w:hAnsi="Cambria"/>
+                <w:bCs/>
+                <w:noProof/>
+                <w:lang w:val="vi-VN"/>
+              </w:rPr>
+            </w:pPr>
+            <w:r>
+              <w:rPr>
+                <w:rFonts w:ascii="Cambria" w:hAnsi="Cambria"/>
+                <w:bCs/>
+                <w:noProof/>
+                <w:lang w:val="vi-VN"/>
+              </w:rPr>
+              <w:t>Để hiểu rõ hơn về những quan điểm trong Kinh Thánh về mặt tài chính các bạn có thể đọc thêm những quyển sách ở phần reference. N</w:t>
+            </w:r>
+            <w:r>
+              <w:rPr>
+                <w:rFonts w:ascii="Cambria" w:hAnsi="Cambria"/>
+                <w:bCs/>
+                <w:noProof/>
+                <w:lang w:val="vi-VN"/>
+              </w:rPr>
+              <w:t>goài trừ quyển Crypto Concurrencies thì 3 cái còn lại đều là sách Cơ Đốc.</w:t>
+            </w:r>
+          </w:p>
+          <w:p>
+            <w:pPr>
+              <w:spacing w:line="276" w:lineRule="auto"/>
+              <w:jc w:val="both"/>
+              <w:rPr>
+                <w:rFonts w:ascii="Cambria" w:hAnsi="Cambria"/>
+                <w:bCs/>
+                <w:noProof/>
+                <w:lang w:val="vi-VN"/>
+              </w:rPr>
+            </w:pPr>
+          </w:p>
+          <w:p>
+            <w:pPr>
+              <w:spacing w:line="276" w:lineRule="auto"/>
+              <w:jc w:val="both"/>
+              <w:rPr>
+                <w:rFonts w:ascii="Cambria" w:hAnsi="Cambria"/>
+                <w:bCs/>
+                <w:noProof/>
+                <w:lang w:val="vi-VN"/>
+              </w:rPr>
+            </w:pPr>
+            <w:r>
+              <w:rPr>
+                <w:rFonts w:ascii="Cambria" w:hAnsi="Cambria"/>
+                <w:bCs/>
+                <w:noProof/>
+                <w:lang w:val="vi-VN"/>
+              </w:rPr>
+              <w:t>Tổng kết những gì chúng ta có ngày hôm nay</w:t>
+            </w:r>
+          </w:p>
+          <w:p>
+            <w:pPr>
+              <w:pStyle w:val="ListParagraph"/>
+              <w:numPr>
+                <w:ilvl w:val="0"/>
+                <w:numId w:val="17"/>
+              </w:numPr>
+              <w:spacing w:line="276" w:lineRule="auto"/>
+              <w:jc w:val="both"/>
+              <w:rPr>
+                <w:rFonts w:ascii="Cambria" w:hAnsi="Cambria"/>
+                <w:bCs/>
+                <w:noProof/>
+                <w:lang w:val="vi-VN"/>
+              </w:rPr>
+            </w:pPr>
+            <w:r>
+              <w:rPr>
+                <w:rFonts w:ascii="Cambria" w:hAnsi="Cambria"/>
+                <w:bCs/>
+                <w:noProof/>
+                <w:lang w:val="vi-VN"/>
+              </w:rPr>
+              <w:t>Nguyên tắc của cải (về sự nhìn nhận)</w:t>
+            </w:r>
+          </w:p>
+          <w:p>
+            <w:pPr>
+              <w:pStyle w:val="ListParagraph"/>
+              <w:numPr>
+                <w:ilvl w:val="1"/>
+                <w:numId w:val="17"/>
+              </w:numPr>
+              <w:spacing w:line="276" w:lineRule="auto"/>
+              <w:jc w:val="both"/>
+              <w:rPr>
+                <w:rFonts w:ascii="Cambria" w:hAnsi="Cambria"/>
+                <w:bCs/>
+                <w:noProof/>
+                <w:lang w:val="vi-VN"/>
+              </w:rPr>
+            </w:pPr>
+            <w:r>
+              <w:rPr>
+                <w:rFonts w:ascii="Cambria" w:hAnsi="Cambria"/>
+                <w:bCs/>
+                <w:noProof/>
+              </w:rPr>
+              <w:t>Quyền sở hữu</w:t>
+            </w:r>
+          </w:p>
+          <w:p>
+            <w:pPr>
+              <w:pStyle w:val="ListParagraph"/>
+              <w:numPr>
+                <w:ilvl w:val="1"/>
+                <w:numId w:val="17"/>
+              </w:numPr>
+              <w:spacing w:line="276" w:lineRule="auto"/>
+              <w:jc w:val="both"/>
+              <w:rPr>
+                <w:rFonts w:ascii="Cambria" w:hAnsi="Cambria"/>
+                <w:bCs/>
+                <w:noProof/>
+                <w:lang w:val="vi-VN"/>
+              </w:rPr>
+            </w:pPr>
+            <w:r>
+              <w:rPr>
+                <w:rFonts w:ascii="Cambria" w:hAnsi="Cambria"/>
+                <w:bCs/>
+                <w:noProof/>
+              </w:rPr>
+              <w:t>Sự rủa sả</w:t>
+            </w:r>
+          </w:p>
+          <w:p>
+            <w:pPr>
+              <w:pStyle w:val="ListParagraph"/>
+              <w:numPr>
+                <w:ilvl w:val="0"/>
+                <w:numId w:val="17"/>
+              </w:numPr>
+              <w:spacing w:line="276" w:lineRule="auto"/>
+              <w:jc w:val="both"/>
+              <w:rPr>
+                <w:rFonts w:ascii="Cambria" w:hAnsi="Cambria"/>
+                <w:bCs/>
+                <w:noProof/>
+                <w:lang w:val="vi-VN"/>
+              </w:rPr>
+            </w:pPr>
+            <w:r>
+              <w:rPr>
+                <w:rFonts w:ascii="Cambria" w:hAnsi="Cambria"/>
+                <w:bCs/>
+                <w:noProof/>
+                <w:lang w:val="vi-VN"/>
+              </w:rPr>
+              <w:t>Nguyên tắc của cải (về sự dâng hiến)</w:t>
+            </w:r>
+          </w:p>
+          <w:p>
+            <w:pPr>
+              <w:pStyle w:val="ListParagraph"/>
+              <w:numPr>
+                <w:ilvl w:val="1"/>
+                <w:numId w:val="17"/>
+              </w:numPr>
+              <w:spacing w:line="276" w:lineRule="auto"/>
+              <w:jc w:val="both"/>
+              <w:rPr>
+                <w:rFonts w:ascii="Cambria" w:hAnsi="Cambria"/>
+                <w:bCs/>
+                <w:noProof/>
+                <w:lang w:val="vi-VN"/>
+              </w:rPr>
+            </w:pPr>
+            <w:r>
+              <w:rPr>
+                <w:rFonts w:ascii="Cambria" w:hAnsi="Cambria"/>
+                <w:bCs/>
+                <w:noProof/>
+                <w:lang w:val="vi-VN"/>
+              </w:rPr>
+              <w:t>Bày tỏ niềm tin nơi tình yêu và sự chu cấp của Đức Chúa Trời</w:t>
+            </w:r>
+          </w:p>
+          <w:p>
+            <w:pPr>
+              <w:pStyle w:val="ListParagraph"/>
+              <w:numPr>
+                <w:ilvl w:val="1"/>
+                <w:numId w:val="17"/>
+              </w:numPr>
+              <w:spacing w:line="276" w:lineRule="auto"/>
+              <w:jc w:val="both"/>
+              <w:rPr>
+                <w:rFonts w:ascii="Cambria" w:hAnsi="Cambria"/>
+                <w:bCs/>
+                <w:noProof/>
+                <w:lang w:val="vi-VN"/>
+              </w:rPr>
+            </w:pPr>
+            <w:r>
+              <w:rPr>
+                <w:rFonts w:ascii="Cambria" w:hAnsi="Cambria"/>
+                <w:bCs/>
+                <w:noProof/>
+                <w:lang w:val="vi-VN"/>
+              </w:rPr>
+              <w:t>Đầy tớ Chúa cần được chăm sóc &amp; chúng ta cần duy trì sự thờ phượng</w:t>
+            </w:r>
+          </w:p>
+          <w:p>
+            <w:pPr>
+              <w:pStyle w:val="ListParagraph"/>
+              <w:numPr>
+                <w:ilvl w:val="0"/>
+                <w:numId w:val="17"/>
+              </w:numPr>
+              <w:spacing w:line="276" w:lineRule="auto"/>
+              <w:jc w:val="both"/>
+              <w:rPr>
+                <w:rFonts w:ascii="Cambria" w:hAnsi="Cambria"/>
+                <w:bCs/>
+                <w:noProof/>
+                <w:lang w:val="vi-VN"/>
+              </w:rPr>
+            </w:pPr>
+            <w:r>
+              <w:rPr>
+                <w:rFonts w:ascii="Cambria" w:hAnsi="Cambria"/>
+                <w:bCs/>
+                <w:noProof/>
+                <w:lang w:val="vi-VN"/>
+              </w:rPr>
+              <w:t>Nguyên tắc tài chính (về mặt thực hành)</w:t>
+            </w:r>
+          </w:p>
+          <w:p>
+            <w:pPr>
+              <w:pStyle w:val="ListParagraph"/>
+              <w:numPr>
+                <w:ilvl w:val="1"/>
+                <w:numId w:val="17"/>
+              </w:numPr>
+              <w:spacing w:line="276" w:lineRule="auto"/>
+              <w:jc w:val="both"/>
+              <w:rPr>
+                <w:rFonts w:ascii="Cambria" w:hAnsi="Cambria"/>
+                <w:bCs/>
+                <w:noProof/>
+                <w:lang w:val="vi-VN"/>
+              </w:rPr>
+            </w:pPr>
+            <w:r>
+              <w:rPr>
+                <w:rFonts w:ascii="Cambria" w:hAnsi="Cambria"/>
+                <w:bCs/>
+                <w:noProof/>
+              </w:rPr>
+              <w:t xml:space="preserve">Suy nghĩ về nguyên tắc </w:t>
+            </w:r>
+          </w:p>
+          <w:p>
+            <w:pPr>
+              <w:pStyle w:val="ListParagraph"/>
+              <w:numPr>
+                <w:ilvl w:val="1"/>
+                <w:numId w:val="17"/>
+              </w:numPr>
+              <w:spacing w:line="276" w:lineRule="auto"/>
+              <w:jc w:val="both"/>
+              <w:rPr>
+                <w:rFonts w:ascii="Cambria" w:hAnsi="Cambria"/>
+                <w:bCs/>
+                <w:noProof/>
+                <w:lang w:val="vi-VN"/>
+              </w:rPr>
+            </w:pPr>
+            <w:r>
+              <w:rPr>
+                <w:rFonts w:ascii="Cambria" w:hAnsi="Cambria"/>
+                <w:bCs/>
+                <w:noProof/>
+              </w:rPr>
+              <w:t>Lên kế hoạch chi tiêu</w:t>
+            </w:r>
+          </w:p>
+          <w:p>
+            <w:pPr>
+              <w:pStyle w:val="ListParagraph"/>
+              <w:numPr>
+                <w:ilvl w:val="1"/>
+                <w:numId w:val="17"/>
+              </w:numPr>
+              <w:spacing w:line="276" w:lineRule="auto"/>
+              <w:jc w:val="both"/>
+              <w:rPr>
+                <w:rFonts w:ascii="Cambria" w:hAnsi="Cambria"/>
+                <w:bCs/>
+                <w:noProof/>
+                <w:lang w:val="vi-VN"/>
+              </w:rPr>
+            </w:pPr>
+            <w:r>
+              <w:rPr>
+                <w:rFonts w:ascii="Cambria" w:hAnsi="Cambria"/>
+                <w:bCs/>
+                <w:noProof/>
+                <w:lang w:val="vi-VN"/>
+              </w:rPr>
+              <w:t>Xem xét kế hoạch chi tiêu</w:t>
+            </w:r>
+          </w:p>
+          <w:p>
+            <w:pPr>
+              <w:pStyle w:val="ListParagraph"/>
+              <w:numPr>
+                <w:ilvl w:val="1"/>
+                <w:numId w:val="17"/>
+              </w:numPr>
+              <w:spacing w:line="276" w:lineRule="auto"/>
+              <w:jc w:val="both"/>
+              <w:rPr>
+                <w:rFonts w:ascii="Cambria" w:hAnsi="Cambria"/>
+                <w:bCs/>
+                <w:noProof/>
+                <w:lang w:val="vi-VN"/>
+              </w:rPr>
+            </w:pPr>
+            <w:r>
+              <w:rPr>
+                <w:rFonts w:ascii="Cambria" w:hAnsi="Cambria"/>
+                <w:bCs/>
+                <w:noProof/>
+                <w:lang w:val="vi-VN"/>
+              </w:rPr>
+              <w:t>Tạo nguyên tắc để thực hiện chi tiêu</w:t>
+            </w:r>
+          </w:p>
+          <w:p>
+            <w:pPr>
+              <w:spacing w:line="276" w:lineRule="auto"/>
+              <w:jc w:val="both"/>
+              <w:rPr>
+                <w:rFonts w:ascii="Cambria" w:hAnsi="Cambria"/>
+                <w:bCs/>
+                <w:noProof/>
+                <w:lang w:val="vi-VN"/>
+              </w:rPr>
+            </w:pPr>
+          </w:p>
+          <w:p>
+            <w:pPr>
+              <w:spacing w:line="276" w:lineRule="auto"/>
+              <w:jc w:val="both"/>
+              <w:rPr>
+                <w:rFonts w:ascii="Cambria" w:hAnsi="Cambria"/>
+                <w:bCs/>
+                <w:noProof/>
+                <w:lang w:val="vi-VN"/>
+              </w:rPr>
+            </w:pPr>
+            <w:r>
+              <w:rPr>
+                <w:rFonts w:ascii="Cambria" w:hAnsi="Cambria"/>
+                <w:bCs/>
+                <w:noProof/>
+                <w:lang w:val="vi-VN"/>
+              </w:rPr>
+              <w:t>Đây là tất cả những gì Triều muốn chia sẻ với các bạ</w:t>
+            </w:r>
+            <w:r>
+              <w:rPr>
+                <w:rFonts w:ascii="Cambria" w:hAnsi="Cambria"/>
+                <w:bCs/>
+                <w:noProof/>
+                <w:lang w:val="vi-VN"/>
+              </w:rPr>
+              <w:t>n!</w:t>
+            </w:r>
+          </w:p>
+          <w:p>
+            <w:pPr>
+              <w:spacing w:line="276" w:lineRule="auto"/>
+              <w:jc w:val="both"/>
+              <w:rPr>
+                <w:rFonts w:ascii="Cambria" w:hAnsi="Cambria"/>
+                <w:bCs/>
+                <w:noProof/>
+                <w:lang w:val="vi-VN"/>
+              </w:rPr>
+            </w:pPr>
+            <w:r>
+              <w:rPr>
+                <w:rFonts w:ascii="Cambria" w:hAnsi="Cambria"/>
+                <w:bCs/>
+                <w:noProof/>
+                <w:lang w:val="vi-VN"/>
+              </w:rPr>
+              <w:t>Cảm ơn các bạn đã lắng nghe</w:t>
+            </w:r>
+          </w:p>
+          <w:p>
+            <w:pPr>
+              <w:spacing w:line="276" w:lineRule="auto"/>
+              <w:jc w:val="both"/>
+              <w:rPr>
+                <w:rFonts w:ascii="Cambria" w:hAnsi="Cambria"/>
+                <w:bCs/>
+                <w:noProof/>
+                <w:lang w:val="vi-VN"/>
+              </w:rPr>
+            </w:pPr>
+            <w:r>
+              <w:rPr>
+                <w:rFonts w:ascii="Cambria" w:hAnsi="Cambria"/>
+                <w:bCs/>
+                <w:noProof/>
+                <w:lang w:val="vi-VN"/>
+              </w:rPr>
+              <w:t>Nếu các bạn có câu hỏi gì thì có thể hỏ</w:t>
+            </w:r>
+            <w:r>
+              <w:rPr>
+                <w:rFonts w:ascii="Cambria" w:hAnsi="Cambria"/>
+                <w:bCs/>
+                <w:noProof/>
+                <w:lang w:val="vi-VN"/>
+              </w:rPr>
+              <w:t>i lúc này!</w:t>
+            </w:r>
+            <w:r>
+              <w:rPr>
+                <w:rFonts w:ascii="Cambria" w:hAnsi="Cambria"/>
+                <w:bCs/>
+                <w:noProof/>
+                <w:lang w:val="vi-VN"/>
+              </w:rPr>
+              <w:t xml:space="preserve"> Triều sẽ trả lời trong cái nhìn tài chính của mình</w:t>
             </w:r>
           </w:p>
           <w:p>
@@ -10293,10 +11481,18 @@
             <w:r>
               <w:rPr>
                 <w:rFonts w:ascii="Cambria" w:hAnsi="Cambria"/>
+                <w:b/>
                 <w:noProof/>
               </w:rPr>
               <w:lastRenderedPageBreak/>
-              <w:t>Reference:</w:t>
+              <w:t>Reference</w:t>
+            </w:r>
+            <w:r>
+              <w:rPr>
+                <w:rFonts w:ascii="Cambria" w:hAnsi="Cambria"/>
+                <w:noProof/>
+              </w:rPr>
+              <w:t>:</w:t>
             </w:r>
           </w:p>
           <w:p>
@@ -11634,6 +12830,95 @@
     </w:lvl>
   </w:abstractNum>
   <w:abstractNum w:abstractNumId="10">
+    <w:nsid w:val="4F523F0C"/>
+    <w:multiLevelType w:val="hybridMultilevel"/>
+    <w:tmpl w:val="39583E6C"/>
+    <w:lvl w:ilvl="0" w:tplc="0409000F">
+      <w:start w:val="1"/>
+      <w:numFmt w:val="decimal"/>
+      <w:lvlText w:val="%1."/>
+      <w:lvlJc w:val="left"/>
+      <w:pPr>
+        <w:ind w:left="720" w:hanging="360"/>
+      </w:pPr>
+      <w:rPr>
+        <w:rFonts w:hint="default"/>
+      </w:rPr>
+    </w:lvl>
+    <w:lvl w:ilvl="1" w:tplc="04090019" w:tentative="1">
+      <w:start w:val="1"/>
+      <w:numFmt w:val="lowerLetter"/>
+      <w:lvlText w:val="%2."/>
+      <w:lvlJc w:val="left"/>
+      <w:pPr>
+        <w:ind w:left="1440" w:hanging="360"/>
+      </w:pPr>
+    </w:lvl>
+    <w:lvl w:ilvl="2" w:tplc="0409001B" w:tentative="1">
+      <w:start w:val="1"/>
+      <w:numFmt w:val="lowerRoman"/>
+      <w:lvlText w:val="%3."/>
+      <w:lvlJc w:val="right"/>
+      <w:pPr>
+        <w:ind w:left="2160" w:hanging="180"/>
+      </w:pPr>
+    </w:lvl>
+    <w:lvl w:ilvl="3" w:tplc="0409000F" w:tentative="1">
+      <w:start w:val="1"/>
+      <w:numFmt w:val="decimal"/>
+      <w:lvlText w:val="%4."/>
+      <w:lvlJc w:val="left"/>
+      <w:pPr>
+        <w:ind w:left="2880" w:hanging="360"/>
+      </w:pPr>
+    </w:lvl>
+    <w:lvl w:ilvl="4" w:tplc="04090019" w:tentative="1">
+      <w:start w:val="1"/>
+      <w:numFmt w:val="lowerLetter"/>
+      <w:lvlText w:val="%5."/>
+      <w:lvlJc w:val="left"/>
+      <w:pPr>
+        <w:ind w:left="3600" w:hanging="360"/>
+      </w:pPr>
+    </w:lvl>
+    <w:lvl w:ilvl="5" w:tplc="0409001B" w:tentative="1">
+      <w:start w:val="1"/>
+      <w:numFmt w:val="lowerRoman"/>
+      <w:lvlText w:val="%6."/>
+      <w:lvlJc w:val="right"/>
+      <w:pPr>
+        <w:ind w:left="4320" w:hanging="180"/>
+      </w:pPr>
+    </w:lvl>
+    <w:lvl w:ilvl="6" w:tplc="0409000F" w:tentative="1">
+      <w:start w:val="1"/>
+      <w:numFmt w:val="decimal"/>
+      <w:lvlText w:val="%7."/>
+      <w:lvlJc w:val="left"/>
+      <w:pPr>
+        <w:ind w:left="5040" w:hanging="360"/>
+      </w:pPr>
+    </w:lvl>
+    <w:lvl w:ilvl="7" w:tplc="04090019" w:tentative="1">
+      <w:start w:val="1"/>
+      <w:numFmt w:val="lowerLetter"/>
+      <w:lvlText w:val="%8."/>
+      <w:lvlJc w:val="left"/>
+      <w:pPr>
+        <w:ind w:left="5760" w:hanging="360"/>
+      </w:pPr>
+    </w:lvl>
+    <w:lvl w:ilvl="8" w:tplc="0409001B" w:tentative="1">
+      <w:start w:val="1"/>
+      <w:numFmt w:val="lowerRoman"/>
+      <w:lvlText w:val="%9."/>
+      <w:lvlJc w:val="right"/>
+      <w:pPr>
+        <w:ind w:left="6480" w:hanging="180"/>
+      </w:pPr>
+    </w:lvl>
+  </w:abstractNum>
+  <w:abstractNum w:abstractNumId="11">
     <w:nsid w:val="53E37C1A"/>
     <w:multiLevelType w:val="hybridMultilevel"/>
     <w:tmpl w:val="8D440C9E"/>
@@ -11773,7 +13058,7 @@
       </w:rPr>
     </w:lvl>
   </w:abstractNum>
-  <w:abstractNum w:abstractNumId="11">
+  <w:abstractNum w:abstractNumId="12">
     <w:nsid w:val="5D584568"/>
     <w:multiLevelType w:val="hybridMultilevel"/>
     <w:tmpl w:val="DD3CD0A6"/>
@@ -11886,7 +13171,7 @@
       </w:rPr>
     </w:lvl>
   </w:abstractNum>
-  <w:abstractNum w:abstractNumId="12">
+  <w:abstractNum w:abstractNumId="13">
     <w:nsid w:val="5FAC06AC"/>
     <w:multiLevelType w:val="hybridMultilevel"/>
     <w:tmpl w:val="DD9EAA66"/>
@@ -11998,7 +13283,96 @@
       </w:rPr>
     </w:lvl>
   </w:abstractNum>
-  <w:abstractNum w:abstractNumId="13">
+  <w:abstractNum w:abstractNumId="14">
+    <w:nsid w:val="60427DEA"/>
+    <w:multiLevelType w:val="hybridMultilevel"/>
+    <w:tmpl w:val="FC8E800A"/>
+    <w:lvl w:ilvl="0" w:tplc="0409000F">
+      <w:start w:val="1"/>
+      <w:numFmt w:val="decimal"/>
+      <w:lvlText w:val="%1."/>
+      <w:lvlJc w:val="left"/>
+      <w:pPr>
+        <w:ind w:left="720" w:hanging="360"/>
+      </w:pPr>
+      <w:rPr>
+        <w:rFonts w:hint="default"/>
+      </w:rPr>
+    </w:lvl>
+    <w:lvl w:ilvl="1" w:tplc="04090019">
+      <w:start w:val="1"/>
+      <w:numFmt w:val="lowerLetter"/>
+      <w:lvlText w:val="%2."/>
+      <w:lvlJc w:val="left"/>
+      <w:pPr>
+        <w:ind w:left="1440" w:hanging="360"/>
+      </w:pPr>
+    </w:lvl>
+    <w:lvl w:ilvl="2" w:tplc="0409001B" w:tentative="1">
+      <w:start w:val="1"/>
+      <w:numFmt w:val="lowerRoman"/>
+      <w:lvlText w:val="%3."/>
+      <w:lvlJc w:val="right"/>
+      <w:pPr>
+        <w:ind w:left="2160" w:hanging="180"/>
+      </w:pPr>
+    </w:lvl>
+    <w:lvl w:ilvl="3" w:tplc="0409000F" w:tentative="1">
+      <w:start w:val="1"/>
+      <w:numFmt w:val="decimal"/>
+      <w:lvlText w:val="%4."/>
+      <w:lvlJc w:val="left"/>
+      <w:pPr>
+        <w:ind w:left="2880" w:hanging="360"/>
+      </w:pPr>
+    </w:lvl>
+    <w:lvl w:ilvl="4" w:tplc="04090019" w:tentative="1">
+      <w:start w:val="1"/>
+      <w:numFmt w:val="lowerLetter"/>
+      <w:lvlText w:val="%5."/>
+      <w:lvlJc w:val="left"/>
+      <w:pPr>
+        <w:ind w:left="3600" w:hanging="360"/>
+      </w:pPr>
+    </w:lvl>
+    <w:lvl w:ilvl="5" w:tplc="0409001B" w:tentative="1">
+      <w:start w:val="1"/>
+      <w:numFmt w:val="lowerRoman"/>
+      <w:lvlText w:val="%6."/>
+      <w:lvlJc w:val="right"/>
+      <w:pPr>
+        <w:ind w:left="4320" w:hanging="180"/>
+      </w:pPr>
+    </w:lvl>
+    <w:lvl w:ilvl="6" w:tplc="0409000F" w:tentative="1">
+      <w:start w:val="1"/>
+      <w:numFmt w:val="decimal"/>
+      <w:lvlText w:val="%7."/>
+      <w:lvlJc w:val="left"/>
+      <w:pPr>
+        <w:ind w:left="5040" w:hanging="360"/>
+      </w:pPr>
+    </w:lvl>
+    <w:lvl w:ilvl="7" w:tplc="04090019" w:tentative="1">
+      <w:start w:val="1"/>
+      <w:numFmt w:val="lowerLetter"/>
+      <w:lvlText w:val="%8."/>
+      <w:lvlJc w:val="left"/>
+      <w:pPr>
+        <w:ind w:left="5760" w:hanging="360"/>
+      </w:pPr>
+    </w:lvl>
+    <w:lvl w:ilvl="8" w:tplc="0409001B" w:tentative="1">
+      <w:start w:val="1"/>
+      <w:numFmt w:val="lowerRoman"/>
+      <w:lvlText w:val="%9."/>
+      <w:lvlJc w:val="right"/>
+      <w:pPr>
+        <w:ind w:left="6480" w:hanging="180"/>
+      </w:pPr>
+    </w:lvl>
+  </w:abstractNum>
+  <w:abstractNum w:abstractNumId="15">
     <w:nsid w:val="67B319D2"/>
     <w:multiLevelType w:val="hybridMultilevel"/>
     <w:tmpl w:val="8536E480"/>
@@ -12111,7 +13485,7 @@
       </w:rPr>
     </w:lvl>
   </w:abstractNum>
-  <w:abstractNum w:abstractNumId="14">
+  <w:abstractNum w:abstractNumId="16">
     <w:nsid w:val="6E266DB6"/>
     <w:multiLevelType w:val="hybridMultilevel"/>
     <w:tmpl w:val="457E808C"/>
@@ -12252,7 +13626,7 @@
     </w:lvl>
   </w:abstractNum>
   <w:num w:numId="1">
-    <w:abstractNumId w:val="12"/>
+    <w:abstractNumId w:val="13"/>
   </w:num>
   <w:num w:numId="2">
     <w:abstractNumId w:val="7"/>
@@ -12267,7 +13641,7 @@
     <w:abstractNumId w:val="5"/>
   </w:num>
   <w:num w:numId="6">
-    <w:abstractNumId w:val="11"/>
+    <w:abstractNumId w:val="12"/>
   </w:num>
   <w:num w:numId="7">
     <w:abstractNumId w:val="1"/>
@@ -12282,19 +13656,25 @@
     <w:abstractNumId w:val="3"/>
   </w:num>
   <w:num w:numId="11">
-    <w:abstractNumId w:val="13"/>
+    <w:abstractNumId w:val="15"/>
   </w:num>
   <w:num w:numId="12">
-    <w:abstractNumId w:val="14"/>
+    <w:abstractNumId w:val="16"/>
   </w:num>
   <w:num w:numId="13">
-    <w:abstractNumId w:val="10"/>
+    <w:abstractNumId w:val="11"/>
   </w:num>
   <w:num w:numId="14">
     <w:abstractNumId w:val="4"/>
   </w:num>
   <w:num w:numId="15">
     <w:abstractNumId w:val="6"/>
+  </w:num>
+  <w:num w:numId="16">
+    <w:abstractNumId w:val="10"/>
+  </w:num>
+  <w:num w:numId="17">
+    <w:abstractNumId w:val="14"/>
   </w:num>
 </w:numbering>
 </file>
@@ -13579,7 +14959,7 @@
 </file>
 
 <file path=customXml/itemProps1.xml><?xml version="1.0" encoding="utf-8"?>
-<ds:datastoreItem xmlns:ds="http://schemas.openxmlformats.org/officeDocument/2006/customXml" ds:itemID="{8A74E16A-F952-40AF-91FA-A14D752579A2}">
+<ds:datastoreItem xmlns:ds="http://schemas.openxmlformats.org/officeDocument/2006/customXml" ds:itemID="{92C9CC25-CEFC-484B-921E-9A89AEFBA903}">
   <ds:schemaRefs>
     <ds:schemaRef ds:uri="http://schemas.openxmlformats.org/officeDocument/2006/bibliography"/>
   </ds:schemaRefs>
